--- a/Phase1/Phase -1 Group D3 (Car Rental System).docx
+++ b/Phase1/Phase -1 Group D3 (Car Rental System).docx
@@ -48,6 +48,7 @@
         <w:t>S2 </w:t>
       </w:r>
       <w:proofErr w:type="spellStart"/>
+      <w:proofErr w:type="gramStart"/>
       <w:r>
         <w:rPr>
           <w:rFonts w:ascii="Times New Roman" w:hAnsi="Times New Roman" w:cs="Times New Roman"/>
@@ -59,6 +60,7 @@
         <w:t>B.Tech</w:t>
       </w:r>
       <w:proofErr w:type="spellEnd"/>
+      <w:proofErr w:type="gramEnd"/>
       <w:r>
         <w:rPr>
           <w:rFonts w:ascii="Times New Roman" w:hAnsi="Times New Roman" w:cs="Times New Roman"/>
@@ -420,17 +422,7 @@
                 <w:szCs w:val="20"/>
                 <w:lang w:val="en-US"/>
               </w:rPr>
-              <w:t>AM.SC.U4CSE253</w:t>
-            </w:r>
-            <w:r>
-              <w:rPr>
-                <w:rFonts w:ascii="Times New Roman" w:eastAsia="Times New Roman" w:hAnsi="Times New Roman" w:cs="Times New Roman"/>
-                <w:color w:val="000000"/>
-                <w:sz w:val="20"/>
-                <w:szCs w:val="20"/>
-                <w:lang w:val="en-US"/>
-              </w:rPr>
-              <w:t>64</w:t>
+              <w:t>AM.SC.U4CSE25364</w:t>
             </w:r>
           </w:p>
         </w:tc>
@@ -496,17 +488,7 @@
                 <w:szCs w:val="20"/>
                 <w:lang w:val="en-US"/>
               </w:rPr>
-              <w:t>AM.SC.U4CSE253</w:t>
-            </w:r>
-            <w:r>
-              <w:rPr>
-                <w:rFonts w:ascii="Times New Roman" w:eastAsia="Times New Roman" w:hAnsi="Times New Roman" w:cs="Times New Roman"/>
-                <w:color w:val="000000"/>
-                <w:sz w:val="20"/>
-                <w:szCs w:val="20"/>
-                <w:lang w:val="en-US"/>
-              </w:rPr>
-              <w:t>65</w:t>
+              <w:t>AM.SC.U4CSE25365</w:t>
             </w:r>
           </w:p>
         </w:tc>
@@ -571,17 +553,7 @@
                 <w:szCs w:val="20"/>
                 <w:lang w:val="en-US"/>
               </w:rPr>
-              <w:t>AM.SC.U4CSE253</w:t>
-            </w:r>
-            <w:r>
-              <w:rPr>
-                <w:rFonts w:ascii="Times New Roman" w:eastAsia="Times New Roman" w:hAnsi="Times New Roman" w:cs="Times New Roman"/>
-                <w:color w:val="000000"/>
-                <w:sz w:val="20"/>
-                <w:szCs w:val="20"/>
-                <w:lang w:val="en-US"/>
-              </w:rPr>
-              <w:t>69</w:t>
+              <w:t>AM.SC.U4CSE25369</w:t>
             </w:r>
           </w:p>
         </w:tc>
@@ -658,10 +630,7 @@
         <w:t>:</w:t>
       </w:r>
       <w:r>
-        <w:t xml:space="preserve"> </w:t>
-      </w:r>
-      <w:r>
-        <w:t>A car rental system is designed to help rental agencies manage vehicles, customers, and bookings efficiently. Manual tracking often leads to billing errors, lost records, and misuse of vehicles. This system digitizes the rental process by allowing customers to search and rent cars, while administrators manage vehicles, users, and rental records. The system tracks car availability, manages bookings and billing, and maintains customer records. However, the system scope is limited to rental management and does not include GPS tracking or insurance handling</w:t>
+        <w:t xml:space="preserve"> A car rental system is designed to help rental agencies manage vehicles, customers, and bookings efficiently. Manual tracking often leads to billing errors, lost records, and misuse of vehicles. This system digitizes the rental process by allowing customers to search and rent cars, while administrators manage vehicles, users, and rental records. The system tracks car availability, manages bookings and billing, and maintains customer records. However, the system scope is limited to rental management and does not include GPS tracking or insurance handling</w:t>
       </w:r>
     </w:p>
     <w:p/>
@@ -679,34 +648,22 @@
     </w:p>
     <w:p>
       <w:r>
-        <w:t xml:space="preserve">1) </w:t>
-      </w:r>
-      <w:r>
-        <w:t>Car</w:t>
+        <w:t>1) Car</w:t>
       </w:r>
     </w:p>
     <w:p>
       <w:r>
-        <w:t xml:space="preserve">2) </w:t>
-      </w:r>
-      <w:r>
-        <w:t>Customer</w:t>
+        <w:t>2) Customer</w:t>
       </w:r>
     </w:p>
     <w:p>
       <w:r>
-        <w:t xml:space="preserve">3) </w:t>
-      </w:r>
-      <w:r>
-        <w:t>Admin</w:t>
+        <w:t>3) Admin</w:t>
       </w:r>
     </w:p>
     <w:p>
       <w:r>
-        <w:t xml:space="preserve">4) </w:t>
-      </w:r>
-      <w:r>
-        <w:t>Booking</w:t>
+        <w:t>4) Booking</w:t>
       </w:r>
     </w:p>
     <w:p>
@@ -721,10 +678,7 @@
     </w:p>
     <w:p>
       <w:r>
-        <w:t xml:space="preserve">6) </w:t>
-      </w:r>
-      <w:r>
-        <w:t>Payment</w:t>
+        <w:t>6) Payment</w:t>
       </w:r>
     </w:p>
     <w:p/>
@@ -1187,6 +1141,127 @@
                 <w:szCs w:val="20"/>
               </w:rPr>
               <w:t>Handles billing and payment details</w:t>
+            </w:r>
+          </w:p>
+          <w:p>
+            <w:pPr>
+              <w:rPr>
+                <w:rFonts w:ascii="Times New Roman" w:eastAsia="Times New Roman" w:hAnsi="Times New Roman" w:cs="Times New Roman"/>
+                <w:color w:val="000000"/>
+                <w:sz w:val="20"/>
+                <w:szCs w:val="20"/>
+              </w:rPr>
+            </w:pPr>
+          </w:p>
+        </w:tc>
+      </w:tr>
+      <w:tr>
+        <w:trPr>
+          <w:trHeight w:hRule="exact" w:val="424"/>
+        </w:trPr>
+        <w:tc>
+          <w:tcPr>
+            <w:tcW w:w="2624" w:type="dxa"/>
+          </w:tcPr>
+          <w:p>
+            <w:pPr>
+              <w:rPr>
+                <w:rFonts w:ascii="Times New Roman" w:eastAsia="Times New Roman" w:hAnsi="Times New Roman" w:cs="Times New Roman"/>
+                <w:sz w:val="20"/>
+                <w:szCs w:val="20"/>
+              </w:rPr>
+            </w:pPr>
+            <w:r>
+              <w:rPr>
+                <w:rFonts w:ascii="Times New Roman" w:eastAsia="Times New Roman" w:hAnsi="Times New Roman" w:cs="Times New Roman"/>
+                <w:sz w:val="20"/>
+                <w:szCs w:val="20"/>
+              </w:rPr>
+              <w:t>User</w:t>
+            </w:r>
+          </w:p>
+        </w:tc>
+        <w:tc>
+          <w:tcPr>
+            <w:tcW w:w="4683" w:type="dxa"/>
+          </w:tcPr>
+          <w:p>
+            <w:pPr>
+              <w:rPr>
+                <w:rFonts w:ascii="Times New Roman" w:eastAsia="Times New Roman" w:hAnsi="Times New Roman" w:cs="Times New Roman"/>
+                <w:color w:val="000000"/>
+                <w:sz w:val="20"/>
+                <w:szCs w:val="20"/>
+              </w:rPr>
+            </w:pPr>
+            <w:r>
+              <w:rPr>
+                <w:rFonts w:ascii="Times New Roman" w:eastAsia="Times New Roman" w:hAnsi="Times New Roman" w:cs="Times New Roman"/>
+                <w:color w:val="000000"/>
+                <w:sz w:val="20"/>
+                <w:szCs w:val="20"/>
+              </w:rPr>
+              <w:t xml:space="preserve">It acts as a blueprint for customer and </w:t>
+            </w:r>
+            <w:r>
+              <w:rPr>
+                <w:rFonts w:ascii="Times New Roman" w:eastAsia="Times New Roman" w:hAnsi="Times New Roman" w:cs="Times New Roman"/>
+                <w:color w:val="000000"/>
+                <w:sz w:val="20"/>
+                <w:szCs w:val="20"/>
+              </w:rPr>
+              <w:t>admin</w:t>
+            </w:r>
+          </w:p>
+        </w:tc>
+      </w:tr>
+      <w:tr>
+        <w:trPr>
+          <w:trHeight w:hRule="exact" w:val="424"/>
+        </w:trPr>
+        <w:tc>
+          <w:tcPr>
+            <w:tcW w:w="2624" w:type="dxa"/>
+          </w:tcPr>
+          <w:p>
+            <w:pPr>
+              <w:rPr>
+                <w:rFonts w:ascii="Times New Roman" w:eastAsia="Times New Roman" w:hAnsi="Times New Roman" w:cs="Times New Roman"/>
+                <w:sz w:val="20"/>
+                <w:szCs w:val="20"/>
+              </w:rPr>
+            </w:pPr>
+            <w:r>
+              <w:rPr>
+                <w:rFonts w:ascii="Times New Roman" w:eastAsia="Times New Roman" w:hAnsi="Times New Roman" w:cs="Times New Roman"/>
+                <w:sz w:val="20"/>
+                <w:szCs w:val="20"/>
+              </w:rPr>
+              <w:t>Transaction</w:t>
+            </w:r>
+          </w:p>
+        </w:tc>
+        <w:tc>
+          <w:tcPr>
+            <w:tcW w:w="4683" w:type="dxa"/>
+          </w:tcPr>
+          <w:p>
+            <w:pPr>
+              <w:rPr>
+                <w:rFonts w:ascii="Times New Roman" w:eastAsia="Times New Roman" w:hAnsi="Times New Roman" w:cs="Times New Roman"/>
+                <w:color w:val="000000"/>
+                <w:sz w:val="20"/>
+                <w:szCs w:val="20"/>
+              </w:rPr>
+            </w:pPr>
+            <w:r>
+              <w:rPr>
+                <w:rFonts w:ascii="Times New Roman" w:eastAsia="Times New Roman" w:hAnsi="Times New Roman" w:cs="Times New Roman"/>
+                <w:color w:val="000000"/>
+                <w:sz w:val="20"/>
+                <w:szCs w:val="20"/>
+              </w:rPr>
+              <w:t>It acts as a blueprint for payment</w:t>
             </w:r>
           </w:p>
         </w:tc>
@@ -1403,14 +1478,24 @@
               </w:rPr>
               <w:t>1)</w:t>
             </w:r>
-            <w:r>
-              <w:rPr>
-                <w:rFonts w:ascii="Times New Roman" w:eastAsia="Times New Roman" w:hAnsi="Times New Roman" w:cs="Times New Roman"/>
-                <w:color w:val="000000"/>
-                <w:sz w:val="20"/>
-                <w:szCs w:val="20"/>
-              </w:rPr>
-              <w:t xml:space="preserve"> </w:t>
+            <w:proofErr w:type="gramStart"/>
+            <w:r>
+              <w:rPr>
+                <w:rFonts w:ascii="Times New Roman" w:eastAsia="Times New Roman" w:hAnsi="Times New Roman" w:cs="Times New Roman"/>
+                <w:color w:val="000000"/>
+                <w:sz w:val="20"/>
+                <w:szCs w:val="20"/>
+              </w:rPr>
+              <w:t xml:space="preserve">String </w:t>
+            </w:r>
+            <w:r>
+              <w:rPr>
+                <w:rFonts w:ascii="Times New Roman" w:eastAsia="Times New Roman" w:hAnsi="Times New Roman" w:cs="Times New Roman"/>
+                <w:color w:val="000000"/>
+                <w:sz w:val="20"/>
+                <w:szCs w:val="20"/>
+              </w:rPr>
+              <w:t>:</w:t>
             </w:r>
             <w:proofErr w:type="spellStart"/>
             <w:r>
@@ -1423,6 +1508,7 @@
               <w:t>carID</w:t>
             </w:r>
             <w:proofErr w:type="spellEnd"/>
+            <w:proofErr w:type="gramEnd"/>
             <w:r>
               <w:rPr>
                 <w:rFonts w:ascii="Times New Roman" w:eastAsia="Times New Roman" w:hAnsi="Times New Roman" w:cs="Times New Roman"/>
@@ -1433,6 +1519,25 @@
               <w:br/>
               <w:t xml:space="preserve">2) </w:t>
             </w:r>
+            <w:proofErr w:type="gramStart"/>
+            <w:r>
+              <w:rPr>
+                <w:rFonts w:ascii="Times New Roman" w:eastAsia="Times New Roman" w:hAnsi="Times New Roman" w:cs="Times New Roman"/>
+                <w:color w:val="000000"/>
+                <w:sz w:val="20"/>
+                <w:szCs w:val="20"/>
+              </w:rPr>
+              <w:t xml:space="preserve">String </w:t>
+            </w:r>
+            <w:r>
+              <w:rPr>
+                <w:rFonts w:ascii="Times New Roman" w:eastAsia="Times New Roman" w:hAnsi="Times New Roman" w:cs="Times New Roman"/>
+                <w:color w:val="000000"/>
+                <w:sz w:val="20"/>
+                <w:szCs w:val="20"/>
+              </w:rPr>
+              <w:t>:</w:t>
+            </w:r>
             <w:r>
               <w:rPr>
                 <w:rFonts w:ascii="Times New Roman" w:eastAsia="Times New Roman" w:hAnsi="Times New Roman" w:cs="Times New Roman"/>
@@ -1442,6 +1547,7 @@
               </w:rPr>
               <w:t>brand</w:t>
             </w:r>
+            <w:proofErr w:type="gramEnd"/>
             <w:r>
               <w:rPr>
                 <w:rFonts w:ascii="Times New Roman" w:eastAsia="Times New Roman" w:hAnsi="Times New Roman" w:cs="Times New Roman"/>
@@ -1459,6 +1565,33 @@
                 <w:sz w:val="20"/>
                 <w:szCs w:val="20"/>
               </w:rPr>
+              <w:t>String</w:t>
+            </w:r>
+            <w:r>
+              <w:rPr>
+                <w:rFonts w:ascii="Times New Roman" w:eastAsia="Times New Roman" w:hAnsi="Times New Roman" w:cs="Times New Roman"/>
+                <w:color w:val="000000"/>
+                <w:sz w:val="20"/>
+                <w:szCs w:val="20"/>
+              </w:rPr>
+              <w:t>:</w:t>
+            </w:r>
+            <w:r>
+              <w:rPr>
+                <w:rFonts w:ascii="Times New Roman" w:eastAsia="Times New Roman" w:hAnsi="Times New Roman" w:cs="Times New Roman"/>
+                <w:color w:val="000000"/>
+                <w:sz w:val="20"/>
+                <w:szCs w:val="20"/>
+              </w:rPr>
+              <w:t xml:space="preserve"> </w:t>
+            </w:r>
+            <w:r>
+              <w:rPr>
+                <w:rFonts w:ascii="Times New Roman" w:eastAsia="Times New Roman" w:hAnsi="Times New Roman" w:cs="Times New Roman"/>
+                <w:color w:val="000000"/>
+                <w:sz w:val="20"/>
+                <w:szCs w:val="20"/>
+              </w:rPr>
               <w:t>model</w:t>
             </w:r>
             <w:r>
@@ -1469,7 +1602,16 @@
                 <w:szCs w:val="20"/>
               </w:rPr>
               <w:br/>
-              <w:t xml:space="preserve">4) </w:t>
+            </w:r>
+            <w:proofErr w:type="gramStart"/>
+            <w:r>
+              <w:rPr>
+                <w:rFonts w:ascii="Times New Roman" w:eastAsia="Times New Roman" w:hAnsi="Times New Roman" w:cs="Times New Roman"/>
+                <w:color w:val="000000"/>
+                <w:sz w:val="20"/>
+                <w:szCs w:val="20"/>
+              </w:rPr>
+              <w:t>4)</w:t>
             </w:r>
             <w:proofErr w:type="spellStart"/>
             <w:r>
@@ -1479,6 +1621,25 @@
                 <w:sz w:val="20"/>
                 <w:szCs w:val="20"/>
               </w:rPr>
+              <w:t>double</w:t>
+            </w:r>
+            <w:proofErr w:type="gramEnd"/>
+            <w:r>
+              <w:rPr>
+                <w:rFonts w:ascii="Times New Roman" w:eastAsia="Times New Roman" w:hAnsi="Times New Roman" w:cs="Times New Roman"/>
+                <w:color w:val="000000"/>
+                <w:sz w:val="20"/>
+                <w:szCs w:val="20"/>
+              </w:rPr>
+              <w:t>:</w:t>
+            </w:r>
+            <w:r>
+              <w:rPr>
+                <w:rFonts w:ascii="Times New Roman" w:eastAsia="Times New Roman" w:hAnsi="Times New Roman" w:cs="Times New Roman"/>
+                <w:color w:val="000000"/>
+                <w:sz w:val="20"/>
+                <w:szCs w:val="20"/>
+              </w:rPr>
               <w:t>pricePerDay</w:t>
             </w:r>
             <w:proofErr w:type="spellEnd"/>
@@ -1490,17 +1651,17 @@
                 <w:szCs w:val="20"/>
               </w:rPr>
               <w:br/>
+            </w:r>
+            <w:proofErr w:type="gramStart"/>
+            <w:r>
+              <w:rPr>
+                <w:rFonts w:ascii="Times New Roman" w:eastAsia="Times New Roman" w:hAnsi="Times New Roman" w:cs="Times New Roman"/>
+                <w:color w:val="000000"/>
+                <w:sz w:val="20"/>
+                <w:szCs w:val="20"/>
+              </w:rPr>
               <w:t>5)</w:t>
             </w:r>
-            <w:r>
-              <w:rPr>
-                <w:rFonts w:ascii="Times New Roman" w:eastAsia="Times New Roman" w:hAnsi="Times New Roman" w:cs="Times New Roman"/>
-                <w:color w:val="000000"/>
-                <w:sz w:val="20"/>
-                <w:szCs w:val="20"/>
-              </w:rPr>
-              <w:t xml:space="preserve"> </w:t>
-            </w:r>
             <w:proofErr w:type="spellStart"/>
             <w:r>
               <w:rPr>
@@ -1509,7 +1670,26 @@
                 <w:sz w:val="20"/>
                 <w:szCs w:val="20"/>
               </w:rPr>
-              <w:t>availabilityStatus</w:t>
+              <w:t>Boolean</w:t>
+            </w:r>
+            <w:proofErr w:type="gramEnd"/>
+            <w:r>
+              <w:rPr>
+                <w:rFonts w:ascii="Times New Roman" w:eastAsia="Times New Roman" w:hAnsi="Times New Roman" w:cs="Times New Roman"/>
+                <w:color w:val="000000"/>
+                <w:sz w:val="20"/>
+                <w:szCs w:val="20"/>
+              </w:rPr>
+              <w:t>:</w:t>
+            </w:r>
+            <w:r>
+              <w:rPr>
+                <w:rFonts w:ascii="Times New Roman" w:eastAsia="Times New Roman" w:hAnsi="Times New Roman" w:cs="Times New Roman"/>
+                <w:color w:val="000000"/>
+                <w:sz w:val="20"/>
+                <w:szCs w:val="20"/>
+              </w:rPr>
+              <w:t>Availabilitystatus</w:t>
             </w:r>
             <w:proofErr w:type="spellEnd"/>
           </w:p>
@@ -1566,6 +1746,7 @@
               <w:t xml:space="preserve"> </w:t>
             </w:r>
             <w:proofErr w:type="spellStart"/>
+            <w:proofErr w:type="gramStart"/>
             <w:r>
               <w:rPr>
                 <w:rFonts w:ascii="Times New Roman" w:eastAsia="Times New Roman" w:hAnsi="Times New Roman" w:cs="Times New Roman"/>
@@ -1583,7 +1764,17 @@
                 <w:sz w:val="20"/>
                 <w:szCs w:val="20"/>
               </w:rPr>
-              <w:t>()</w:t>
+              <w:t>(</w:t>
+            </w:r>
+            <w:proofErr w:type="gramEnd"/>
+            <w:r>
+              <w:rPr>
+                <w:rFonts w:ascii="Times New Roman" w:eastAsia="Times New Roman" w:hAnsi="Times New Roman" w:cs="Times New Roman"/>
+                <w:color w:val="000000"/>
+                <w:sz w:val="20"/>
+                <w:szCs w:val="20"/>
+              </w:rPr>
+              <w:t>)</w:t>
             </w:r>
           </w:p>
           <w:p>
@@ -1614,6 +1805,7 @@
               <w:t xml:space="preserve"> </w:t>
             </w:r>
             <w:proofErr w:type="spellStart"/>
+            <w:proofErr w:type="gramStart"/>
             <w:r>
               <w:rPr>
                 <w:rFonts w:ascii="Times New Roman" w:eastAsia="Times New Roman" w:hAnsi="Times New Roman" w:cs="Times New Roman"/>
@@ -1631,7 +1823,17 @@
                 <w:sz w:val="20"/>
                 <w:szCs w:val="20"/>
               </w:rPr>
-              <w:t>()</w:t>
+              <w:t>(</w:t>
+            </w:r>
+            <w:proofErr w:type="gramEnd"/>
+            <w:r>
+              <w:rPr>
+                <w:rFonts w:ascii="Times New Roman" w:eastAsia="Times New Roman" w:hAnsi="Times New Roman" w:cs="Times New Roman"/>
+                <w:color w:val="000000"/>
+                <w:sz w:val="20"/>
+                <w:szCs w:val="20"/>
+              </w:rPr>
+              <w:t>)</w:t>
             </w:r>
           </w:p>
           <w:p>
@@ -1662,6 +1864,7 @@
               <w:t xml:space="preserve"> </w:t>
             </w:r>
             <w:proofErr w:type="spellStart"/>
+            <w:proofErr w:type="gramStart"/>
             <w:r>
               <w:rPr>
                 <w:rFonts w:ascii="Times New Roman" w:eastAsia="Times New Roman" w:hAnsi="Times New Roman" w:cs="Times New Roman"/>
@@ -1679,7 +1882,17 @@
                 <w:sz w:val="20"/>
                 <w:szCs w:val="20"/>
               </w:rPr>
-              <w:t>()</w:t>
+              <w:t>(</w:t>
+            </w:r>
+            <w:proofErr w:type="gramEnd"/>
+            <w:r>
+              <w:rPr>
+                <w:rFonts w:ascii="Times New Roman" w:eastAsia="Times New Roman" w:hAnsi="Times New Roman" w:cs="Times New Roman"/>
+                <w:color w:val="000000"/>
+                <w:sz w:val="20"/>
+                <w:szCs w:val="20"/>
+              </w:rPr>
+              <w:t>)</w:t>
             </w:r>
           </w:p>
           <w:p>
@@ -1754,6 +1967,16 @@
               <w:t xml:space="preserve"> </w:t>
             </w:r>
             <w:proofErr w:type="spellStart"/>
+            <w:proofErr w:type="gramStart"/>
+            <w:r>
+              <w:rPr>
+                <w:rFonts w:ascii="Times New Roman" w:eastAsia="Times New Roman" w:hAnsi="Times New Roman" w:cs="Times New Roman"/>
+                <w:color w:val="000000"/>
+                <w:sz w:val="20"/>
+                <w:szCs w:val="20"/>
+              </w:rPr>
+              <w:t>String:</w:t>
+            </w:r>
             <w:r>
               <w:rPr>
                 <w:rFonts w:ascii="Times New Roman" w:eastAsia="Times New Roman" w:hAnsi="Times New Roman" w:cs="Times New Roman"/>
@@ -1764,6 +1987,7 @@
               <w:t>customerID</w:t>
             </w:r>
             <w:proofErr w:type="spellEnd"/>
+            <w:proofErr w:type="gramEnd"/>
             <w:r>
               <w:rPr>
                 <w:rFonts w:ascii="Times New Roman" w:eastAsia="Times New Roman" w:hAnsi="Times New Roman" w:cs="Times New Roman"/>
@@ -1781,8 +2005,28 @@
                 <w:sz w:val="20"/>
                 <w:szCs w:val="20"/>
               </w:rPr>
-              <w:t xml:space="preserve"> name</w:t>
-            </w:r>
+              <w:t xml:space="preserve"> </w:t>
+            </w:r>
+            <w:proofErr w:type="spellStart"/>
+            <w:r>
+              <w:rPr>
+                <w:rFonts w:ascii="Times New Roman" w:eastAsia="Times New Roman" w:hAnsi="Times New Roman" w:cs="Times New Roman"/>
+                <w:color w:val="000000"/>
+                <w:sz w:val="20"/>
+                <w:szCs w:val="20"/>
+              </w:rPr>
+              <w:t>String:</w:t>
+            </w:r>
+            <w:r>
+              <w:rPr>
+                <w:rFonts w:ascii="Times New Roman" w:eastAsia="Times New Roman" w:hAnsi="Times New Roman" w:cs="Times New Roman"/>
+                <w:color w:val="000000"/>
+                <w:sz w:val="20"/>
+                <w:szCs w:val="20"/>
+              </w:rPr>
+              <w:t>name</w:t>
+            </w:r>
+            <w:proofErr w:type="spellEnd"/>
             <w:r>
               <w:rPr>
                 <w:rFonts w:ascii="Times New Roman" w:eastAsia="Times New Roman" w:hAnsi="Times New Roman" w:cs="Times New Roman"/>
@@ -1803,6 +2047,16 @@
               <w:t xml:space="preserve"> </w:t>
             </w:r>
             <w:proofErr w:type="spellStart"/>
+            <w:proofErr w:type="gramStart"/>
+            <w:r>
+              <w:rPr>
+                <w:rFonts w:ascii="Times New Roman" w:eastAsia="Times New Roman" w:hAnsi="Times New Roman" w:cs="Times New Roman"/>
+                <w:color w:val="000000"/>
+                <w:sz w:val="20"/>
+                <w:szCs w:val="20"/>
+              </w:rPr>
+              <w:t>int:</w:t>
+            </w:r>
             <w:r>
               <w:rPr>
                 <w:rFonts w:ascii="Times New Roman" w:eastAsia="Times New Roman" w:hAnsi="Times New Roman" w:cs="Times New Roman"/>
@@ -1813,6 +2067,7 @@
               <w:t>phoneNumber</w:t>
             </w:r>
             <w:proofErr w:type="spellEnd"/>
+            <w:proofErr w:type="gramEnd"/>
             <w:r>
               <w:rPr>
                 <w:rFonts w:ascii="Times New Roman" w:eastAsia="Times New Roman" w:hAnsi="Times New Roman" w:cs="Times New Roman"/>
@@ -1830,8 +2085,30 @@
                 <w:sz w:val="20"/>
                 <w:szCs w:val="20"/>
               </w:rPr>
-              <w:t xml:space="preserve"> email</w:t>
-            </w:r>
+              <w:t xml:space="preserve"> </w:t>
+            </w:r>
+            <w:proofErr w:type="spellStart"/>
+            <w:proofErr w:type="gramStart"/>
+            <w:r>
+              <w:rPr>
+                <w:rFonts w:ascii="Times New Roman" w:eastAsia="Times New Roman" w:hAnsi="Times New Roman" w:cs="Times New Roman"/>
+                <w:color w:val="000000"/>
+                <w:sz w:val="20"/>
+                <w:szCs w:val="20"/>
+              </w:rPr>
+              <w:t>String:</w:t>
+            </w:r>
+            <w:r>
+              <w:rPr>
+                <w:rFonts w:ascii="Times New Roman" w:eastAsia="Times New Roman" w:hAnsi="Times New Roman" w:cs="Times New Roman"/>
+                <w:color w:val="000000"/>
+                <w:sz w:val="20"/>
+                <w:szCs w:val="20"/>
+              </w:rPr>
+              <w:t>email</w:t>
+            </w:r>
+            <w:proofErr w:type="spellEnd"/>
+            <w:proofErr w:type="gramEnd"/>
             <w:r>
               <w:rPr>
                 <w:rFonts w:ascii="Times New Roman" w:eastAsia="Times New Roman" w:hAnsi="Times New Roman" w:cs="Times New Roman"/>
@@ -1840,18 +2117,37 @@
                 <w:szCs w:val="20"/>
               </w:rPr>
               <w:br/>
+            </w:r>
+            <w:proofErr w:type="gramStart"/>
+            <w:r>
+              <w:rPr>
+                <w:rFonts w:ascii="Times New Roman" w:eastAsia="Times New Roman" w:hAnsi="Times New Roman" w:cs="Times New Roman"/>
+                <w:color w:val="000000"/>
+                <w:sz w:val="20"/>
+                <w:szCs w:val="20"/>
+              </w:rPr>
               <w:t>5)</w:t>
             </w:r>
-            <w:r>
-              <w:rPr>
-                <w:rFonts w:ascii="Times New Roman" w:eastAsia="Times New Roman" w:hAnsi="Times New Roman" w:cs="Times New Roman"/>
-                <w:color w:val="000000"/>
-                <w:sz w:val="20"/>
-                <w:szCs w:val="20"/>
-              </w:rPr>
-              <w:t xml:space="preserve"> </w:t>
-            </w:r>
             <w:proofErr w:type="spellStart"/>
+            <w:r>
+              <w:rPr>
+                <w:rFonts w:ascii="Times New Roman" w:eastAsia="Times New Roman" w:hAnsi="Times New Roman" w:cs="Times New Roman"/>
+                <w:color w:val="000000"/>
+                <w:sz w:val="20"/>
+                <w:szCs w:val="20"/>
+              </w:rPr>
+              <w:t>String</w:t>
+            </w:r>
+            <w:proofErr w:type="gramEnd"/>
+            <w:r>
+              <w:rPr>
+                <w:rFonts w:ascii="Times New Roman" w:eastAsia="Times New Roman" w:hAnsi="Times New Roman" w:cs="Times New Roman"/>
+                <w:color w:val="000000"/>
+                <w:sz w:val="20"/>
+                <w:szCs w:val="20"/>
+              </w:rPr>
+              <w:t>:</w:t>
+            </w:r>
             <w:r>
               <w:rPr>
                 <w:rFonts w:ascii="Times New Roman" w:eastAsia="Times New Roman" w:hAnsi="Times New Roman" w:cs="Times New Roman"/>
@@ -1906,6 +2202,7 @@
               <w:t xml:space="preserve"> </w:t>
             </w:r>
             <w:proofErr w:type="spellStart"/>
+            <w:proofErr w:type="gramStart"/>
             <w:r>
               <w:rPr>
                 <w:rFonts w:ascii="Times New Roman" w:eastAsia="Times New Roman" w:hAnsi="Times New Roman" w:cs="Times New Roman"/>
@@ -1923,7 +2220,17 @@
                 <w:sz w:val="20"/>
                 <w:szCs w:val="20"/>
               </w:rPr>
-              <w:t>()</w:t>
+              <w:t>(</w:t>
+            </w:r>
+            <w:proofErr w:type="gramEnd"/>
+            <w:r>
+              <w:rPr>
+                <w:rFonts w:ascii="Times New Roman" w:eastAsia="Times New Roman" w:hAnsi="Times New Roman" w:cs="Times New Roman"/>
+                <w:color w:val="000000"/>
+                <w:sz w:val="20"/>
+                <w:szCs w:val="20"/>
+              </w:rPr>
+              <w:t>)</w:t>
             </w:r>
           </w:p>
           <w:p>
@@ -1954,6 +2261,7 @@
               <w:t xml:space="preserve"> </w:t>
             </w:r>
             <w:proofErr w:type="spellStart"/>
+            <w:proofErr w:type="gramStart"/>
             <w:r>
               <w:rPr>
                 <w:rFonts w:ascii="Times New Roman" w:eastAsia="Times New Roman" w:hAnsi="Times New Roman" w:cs="Times New Roman"/>
@@ -1971,7 +2279,17 @@
                 <w:sz w:val="20"/>
                 <w:szCs w:val="20"/>
               </w:rPr>
-              <w:t>()</w:t>
+              <w:t>(</w:t>
+            </w:r>
+            <w:proofErr w:type="gramEnd"/>
+            <w:r>
+              <w:rPr>
+                <w:rFonts w:ascii="Times New Roman" w:eastAsia="Times New Roman" w:hAnsi="Times New Roman" w:cs="Times New Roman"/>
+                <w:color w:val="000000"/>
+                <w:sz w:val="20"/>
+                <w:szCs w:val="20"/>
+              </w:rPr>
+              <w:t>)</w:t>
             </w:r>
           </w:p>
           <w:p>
@@ -2002,6 +2320,7 @@
               <w:t xml:space="preserve"> </w:t>
             </w:r>
             <w:proofErr w:type="spellStart"/>
+            <w:proofErr w:type="gramStart"/>
             <w:r>
               <w:rPr>
                 <w:rFonts w:ascii="Times New Roman" w:eastAsia="Times New Roman" w:hAnsi="Times New Roman" w:cs="Times New Roman"/>
@@ -2019,7 +2338,17 @@
                 <w:sz w:val="20"/>
                 <w:szCs w:val="20"/>
               </w:rPr>
-              <w:t>()</w:t>
+              <w:t>(</w:t>
+            </w:r>
+            <w:proofErr w:type="gramEnd"/>
+            <w:r>
+              <w:rPr>
+                <w:rFonts w:ascii="Times New Roman" w:eastAsia="Times New Roman" w:hAnsi="Times New Roman" w:cs="Times New Roman"/>
+                <w:color w:val="000000"/>
+                <w:sz w:val="20"/>
+                <w:szCs w:val="20"/>
+              </w:rPr>
+              <w:t>)</w:t>
             </w:r>
           </w:p>
           <w:p>
@@ -2085,16 +2414,17 @@
               </w:rPr>
               <w:t>1)</w:t>
             </w:r>
-            <w:r>
-              <w:rPr>
-                <w:rFonts w:ascii="Times New Roman" w:eastAsia="Times New Roman" w:hAnsi="Times New Roman" w:cs="Times New Roman"/>
-                <w:color w:val="000000"/>
-                <w:sz w:val="20"/>
-                <w:szCs w:val="20"/>
-              </w:rPr>
-              <w:t xml:space="preserve"> </w:t>
-            </w:r>
             <w:proofErr w:type="spellStart"/>
+            <w:proofErr w:type="gramStart"/>
+            <w:r>
+              <w:rPr>
+                <w:rFonts w:ascii="Times New Roman" w:eastAsia="Times New Roman" w:hAnsi="Times New Roman" w:cs="Times New Roman"/>
+                <w:color w:val="000000"/>
+                <w:sz w:val="20"/>
+                <w:szCs w:val="20"/>
+              </w:rPr>
+              <w:t>String:</w:t>
+            </w:r>
             <w:r>
               <w:rPr>
                 <w:rFonts w:ascii="Times New Roman" w:eastAsia="Times New Roman" w:hAnsi="Times New Roman" w:cs="Times New Roman"/>
@@ -2105,6 +2435,7 @@
               <w:t>adminID</w:t>
             </w:r>
             <w:proofErr w:type="spellEnd"/>
+            <w:proofErr w:type="gramEnd"/>
             <w:r>
               <w:rPr>
                 <w:rFonts w:ascii="Times New Roman" w:eastAsia="Times New Roman" w:hAnsi="Times New Roman" w:cs="Times New Roman"/>
@@ -2113,6 +2444,15 @@
                 <w:szCs w:val="20"/>
               </w:rPr>
               <w:br/>
+            </w:r>
+            <w:proofErr w:type="gramStart"/>
+            <w:r>
+              <w:rPr>
+                <w:rFonts w:ascii="Times New Roman" w:eastAsia="Times New Roman" w:hAnsi="Times New Roman" w:cs="Times New Roman"/>
+                <w:color w:val="000000"/>
+                <w:sz w:val="20"/>
+                <w:szCs w:val="20"/>
+              </w:rPr>
               <w:t>2)</w:t>
             </w:r>
             <w:r>
@@ -2122,6 +2462,25 @@
                 <w:sz w:val="20"/>
                 <w:szCs w:val="20"/>
               </w:rPr>
+              <w:t>String</w:t>
+            </w:r>
+            <w:proofErr w:type="gramEnd"/>
+            <w:r>
+              <w:rPr>
+                <w:rFonts w:ascii="Times New Roman" w:eastAsia="Times New Roman" w:hAnsi="Times New Roman" w:cs="Times New Roman"/>
+                <w:color w:val="000000"/>
+                <w:sz w:val="20"/>
+                <w:szCs w:val="20"/>
+              </w:rPr>
+              <w:t>:</w:t>
+            </w:r>
+            <w:r>
+              <w:rPr>
+                <w:rFonts w:ascii="Times New Roman" w:eastAsia="Times New Roman" w:hAnsi="Times New Roman" w:cs="Times New Roman"/>
+                <w:color w:val="000000"/>
+                <w:sz w:val="20"/>
+                <w:szCs w:val="20"/>
+              </w:rPr>
               <w:t xml:space="preserve"> name</w:t>
             </w:r>
             <w:r>
@@ -2132,17 +2491,47 @@
                 <w:szCs w:val="20"/>
               </w:rPr>
               <w:br/>
+            </w:r>
+            <w:proofErr w:type="gramStart"/>
+            <w:r>
+              <w:rPr>
+                <w:rFonts w:ascii="Times New Roman" w:eastAsia="Times New Roman" w:hAnsi="Times New Roman" w:cs="Times New Roman"/>
+                <w:color w:val="000000"/>
+                <w:sz w:val="20"/>
+                <w:szCs w:val="20"/>
+              </w:rPr>
               <w:t>3)</w:t>
             </w:r>
-            <w:r>
-              <w:rPr>
-                <w:rFonts w:ascii="Times New Roman" w:eastAsia="Times New Roman" w:hAnsi="Times New Roman" w:cs="Times New Roman"/>
-                <w:color w:val="000000"/>
-                <w:sz w:val="20"/>
-                <w:szCs w:val="20"/>
-              </w:rPr>
-              <w:t xml:space="preserve"> email</w:t>
-            </w:r>
+            <w:proofErr w:type="spellStart"/>
+            <w:r>
+              <w:rPr>
+                <w:rFonts w:ascii="Times New Roman" w:eastAsia="Times New Roman" w:hAnsi="Times New Roman" w:cs="Times New Roman"/>
+                <w:color w:val="000000"/>
+                <w:sz w:val="20"/>
+                <w:szCs w:val="20"/>
+              </w:rPr>
+              <w:t>String</w:t>
+            </w:r>
+            <w:proofErr w:type="gramEnd"/>
+            <w:r>
+              <w:rPr>
+                <w:rFonts w:ascii="Times New Roman" w:eastAsia="Times New Roman" w:hAnsi="Times New Roman" w:cs="Times New Roman"/>
+                <w:color w:val="000000"/>
+                <w:sz w:val="20"/>
+                <w:szCs w:val="20"/>
+              </w:rPr>
+              <w:t>:</w:t>
+            </w:r>
+            <w:r>
+              <w:rPr>
+                <w:rFonts w:ascii="Times New Roman" w:eastAsia="Times New Roman" w:hAnsi="Times New Roman" w:cs="Times New Roman"/>
+                <w:color w:val="000000"/>
+                <w:sz w:val="20"/>
+                <w:szCs w:val="20"/>
+              </w:rPr>
+              <w:t>email</w:t>
+            </w:r>
+            <w:proofErr w:type="spellEnd"/>
           </w:p>
           <w:p>
             <w:pPr>
@@ -2187,6 +2576,7 @@
               <w:t xml:space="preserve"> </w:t>
             </w:r>
             <w:proofErr w:type="spellStart"/>
+            <w:proofErr w:type="gramStart"/>
             <w:r>
               <w:rPr>
                 <w:rFonts w:ascii="Times New Roman" w:eastAsia="Times New Roman" w:hAnsi="Times New Roman" w:cs="Times New Roman"/>
@@ -2204,7 +2594,17 @@
                 <w:sz w:val="20"/>
                 <w:szCs w:val="20"/>
               </w:rPr>
-              <w:t>()</w:t>
+              <w:t>(</w:t>
+            </w:r>
+            <w:proofErr w:type="gramEnd"/>
+            <w:r>
+              <w:rPr>
+                <w:rFonts w:ascii="Times New Roman" w:eastAsia="Times New Roman" w:hAnsi="Times New Roman" w:cs="Times New Roman"/>
+                <w:color w:val="000000"/>
+                <w:sz w:val="20"/>
+                <w:szCs w:val="20"/>
+              </w:rPr>
+              <w:t>)</w:t>
             </w:r>
           </w:p>
           <w:p>
@@ -2235,6 +2635,7 @@
               <w:t xml:space="preserve"> </w:t>
             </w:r>
             <w:proofErr w:type="spellStart"/>
+            <w:proofErr w:type="gramStart"/>
             <w:r>
               <w:rPr>
                 <w:rFonts w:ascii="Times New Roman" w:eastAsia="Times New Roman" w:hAnsi="Times New Roman" w:cs="Times New Roman"/>
@@ -2252,7 +2653,17 @@
                 <w:sz w:val="20"/>
                 <w:szCs w:val="20"/>
               </w:rPr>
-              <w:t>()</w:t>
+              <w:t>(</w:t>
+            </w:r>
+            <w:proofErr w:type="gramEnd"/>
+            <w:r>
+              <w:rPr>
+                <w:rFonts w:ascii="Times New Roman" w:eastAsia="Times New Roman" w:hAnsi="Times New Roman" w:cs="Times New Roman"/>
+                <w:color w:val="000000"/>
+                <w:sz w:val="20"/>
+                <w:szCs w:val="20"/>
+              </w:rPr>
+              <w:t>)</w:t>
             </w:r>
           </w:p>
           <w:p>
@@ -2283,6 +2694,7 @@
               <w:t xml:space="preserve"> </w:t>
             </w:r>
             <w:proofErr w:type="spellStart"/>
+            <w:proofErr w:type="gramStart"/>
             <w:r>
               <w:rPr>
                 <w:rFonts w:ascii="Times New Roman" w:eastAsia="Times New Roman" w:hAnsi="Times New Roman" w:cs="Times New Roman"/>
@@ -2300,7 +2712,17 @@
                 <w:sz w:val="20"/>
                 <w:szCs w:val="20"/>
               </w:rPr>
-              <w:t>()</w:t>
+              <w:t>(</w:t>
+            </w:r>
+            <w:proofErr w:type="gramEnd"/>
+            <w:r>
+              <w:rPr>
+                <w:rFonts w:ascii="Times New Roman" w:eastAsia="Times New Roman" w:hAnsi="Times New Roman" w:cs="Times New Roman"/>
+                <w:color w:val="000000"/>
+                <w:sz w:val="20"/>
+                <w:szCs w:val="20"/>
+              </w:rPr>
+              <w:t>)</w:t>
             </w:r>
           </w:p>
           <w:p>
@@ -2331,6 +2753,7 @@
               <w:t xml:space="preserve">  </w:t>
             </w:r>
             <w:proofErr w:type="spellStart"/>
+            <w:proofErr w:type="gramStart"/>
             <w:r>
               <w:rPr>
                 <w:rFonts w:ascii="Times New Roman" w:eastAsia="Times New Roman" w:hAnsi="Times New Roman" w:cs="Times New Roman"/>
@@ -2348,7 +2771,17 @@
                 <w:sz w:val="20"/>
                 <w:szCs w:val="20"/>
               </w:rPr>
-              <w:t>()</w:t>
+              <w:t>(</w:t>
+            </w:r>
+            <w:proofErr w:type="gramEnd"/>
+            <w:r>
+              <w:rPr>
+                <w:rFonts w:ascii="Times New Roman" w:eastAsia="Times New Roman" w:hAnsi="Times New Roman" w:cs="Times New Roman"/>
+                <w:color w:val="000000"/>
+                <w:sz w:val="20"/>
+                <w:szCs w:val="20"/>
+              </w:rPr>
+              <w:t>)</w:t>
             </w:r>
           </w:p>
           <w:p>
@@ -2412,6 +2845,164 @@
               </w:rPr>
               <w:t>1)</w:t>
             </w:r>
+            <w:proofErr w:type="spellStart"/>
+            <w:proofErr w:type="gramStart"/>
+            <w:r>
+              <w:rPr>
+                <w:rFonts w:ascii="Times New Roman" w:eastAsia="Times New Roman" w:hAnsi="Times New Roman" w:cs="Times New Roman"/>
+                <w:color w:val="000000"/>
+                <w:sz w:val="20"/>
+                <w:szCs w:val="20"/>
+              </w:rPr>
+              <w:t>String:</w:t>
+            </w:r>
+            <w:r>
+              <w:rPr>
+                <w:rFonts w:ascii="Times New Roman" w:eastAsia="Times New Roman" w:hAnsi="Times New Roman" w:cs="Times New Roman"/>
+                <w:color w:val="000000"/>
+                <w:sz w:val="20"/>
+                <w:szCs w:val="20"/>
+              </w:rPr>
+              <w:t>bookingID</w:t>
+            </w:r>
+            <w:proofErr w:type="spellEnd"/>
+            <w:proofErr w:type="gramEnd"/>
+            <w:r>
+              <w:rPr>
+                <w:rFonts w:ascii="Times New Roman" w:eastAsia="Times New Roman" w:hAnsi="Times New Roman" w:cs="Times New Roman"/>
+                <w:color w:val="000000"/>
+                <w:sz w:val="20"/>
+                <w:szCs w:val="20"/>
+              </w:rPr>
+              <w:br/>
+            </w:r>
+            <w:proofErr w:type="gramStart"/>
+            <w:r>
+              <w:rPr>
+                <w:rFonts w:ascii="Times New Roman" w:eastAsia="Times New Roman" w:hAnsi="Times New Roman" w:cs="Times New Roman"/>
+                <w:color w:val="000000"/>
+                <w:sz w:val="20"/>
+                <w:szCs w:val="20"/>
+              </w:rPr>
+              <w:t>2)</w:t>
+            </w:r>
+            <w:proofErr w:type="spellStart"/>
+            <w:r>
+              <w:rPr>
+                <w:rFonts w:ascii="Times New Roman" w:eastAsia="Times New Roman" w:hAnsi="Times New Roman" w:cs="Times New Roman"/>
+                <w:color w:val="000000"/>
+                <w:sz w:val="20"/>
+                <w:szCs w:val="20"/>
+              </w:rPr>
+              <w:t>String</w:t>
+            </w:r>
+            <w:proofErr w:type="gramEnd"/>
+            <w:r>
+              <w:rPr>
+                <w:rFonts w:ascii="Times New Roman" w:eastAsia="Times New Roman" w:hAnsi="Times New Roman" w:cs="Times New Roman"/>
+                <w:color w:val="000000"/>
+                <w:sz w:val="20"/>
+                <w:szCs w:val="20"/>
+              </w:rPr>
+              <w:t>:</w:t>
+            </w:r>
+            <w:r>
+              <w:rPr>
+                <w:rFonts w:ascii="Times New Roman" w:eastAsia="Times New Roman" w:hAnsi="Times New Roman" w:cs="Times New Roman"/>
+                <w:color w:val="000000"/>
+                <w:sz w:val="20"/>
+                <w:szCs w:val="20"/>
+              </w:rPr>
+              <w:t>customerID</w:t>
+            </w:r>
+            <w:proofErr w:type="spellEnd"/>
+            <w:r>
+              <w:rPr>
+                <w:rFonts w:ascii="Times New Roman" w:eastAsia="Times New Roman" w:hAnsi="Times New Roman" w:cs="Times New Roman"/>
+                <w:color w:val="000000"/>
+                <w:sz w:val="20"/>
+                <w:szCs w:val="20"/>
+              </w:rPr>
+              <w:br/>
+            </w:r>
+            <w:proofErr w:type="gramStart"/>
+            <w:r>
+              <w:rPr>
+                <w:rFonts w:ascii="Times New Roman" w:eastAsia="Times New Roman" w:hAnsi="Times New Roman" w:cs="Times New Roman"/>
+                <w:color w:val="000000"/>
+                <w:sz w:val="20"/>
+                <w:szCs w:val="20"/>
+              </w:rPr>
+              <w:t>3)</w:t>
+            </w:r>
+            <w:proofErr w:type="spellStart"/>
+            <w:r>
+              <w:rPr>
+                <w:rFonts w:ascii="Times New Roman" w:eastAsia="Times New Roman" w:hAnsi="Times New Roman" w:cs="Times New Roman"/>
+                <w:color w:val="000000"/>
+                <w:sz w:val="20"/>
+                <w:szCs w:val="20"/>
+              </w:rPr>
+              <w:t>String</w:t>
+            </w:r>
+            <w:proofErr w:type="gramEnd"/>
+            <w:r>
+              <w:rPr>
+                <w:rFonts w:ascii="Times New Roman" w:eastAsia="Times New Roman" w:hAnsi="Times New Roman" w:cs="Times New Roman"/>
+                <w:color w:val="000000"/>
+                <w:sz w:val="20"/>
+                <w:szCs w:val="20"/>
+              </w:rPr>
+              <w:t>:</w:t>
+            </w:r>
+            <w:r>
+              <w:rPr>
+                <w:rFonts w:ascii="Times New Roman" w:eastAsia="Times New Roman" w:hAnsi="Times New Roman" w:cs="Times New Roman"/>
+                <w:color w:val="000000"/>
+                <w:sz w:val="20"/>
+                <w:szCs w:val="20"/>
+              </w:rPr>
+              <w:t>carID</w:t>
+            </w:r>
+            <w:proofErr w:type="spellEnd"/>
+            <w:r>
+              <w:rPr>
+                <w:rFonts w:ascii="Times New Roman" w:eastAsia="Times New Roman" w:hAnsi="Times New Roman" w:cs="Times New Roman"/>
+                <w:color w:val="000000"/>
+                <w:sz w:val="20"/>
+                <w:szCs w:val="20"/>
+              </w:rPr>
+              <w:br/>
+            </w:r>
+            <w:proofErr w:type="gramStart"/>
+            <w:r>
+              <w:rPr>
+                <w:rFonts w:ascii="Times New Roman" w:eastAsia="Times New Roman" w:hAnsi="Times New Roman" w:cs="Times New Roman"/>
+                <w:color w:val="000000"/>
+                <w:sz w:val="20"/>
+                <w:szCs w:val="20"/>
+              </w:rPr>
+              <w:t>4)</w:t>
+            </w:r>
+            <w:r>
+              <w:rPr>
+                <w:rFonts w:ascii="Times New Roman" w:eastAsia="Times New Roman" w:hAnsi="Times New Roman" w:cs="Times New Roman"/>
+                <w:color w:val="000000"/>
+                <w:sz w:val="20"/>
+                <w:szCs w:val="20"/>
+              </w:rPr>
+              <w:t>String</w:t>
+            </w:r>
+            <w:proofErr w:type="gramEnd"/>
+            <w:r>
+              <w:rPr>
+                <w:rFonts w:ascii="Times New Roman" w:eastAsia="Times New Roman" w:hAnsi="Times New Roman" w:cs="Times New Roman"/>
+                <w:color w:val="000000"/>
+                <w:sz w:val="20"/>
+                <w:szCs w:val="20"/>
+              </w:rPr>
+              <w:t>:</w:t>
+            </w:r>
             <w:r>
               <w:rPr>
                 <w:rFonts w:ascii="Times New Roman" w:eastAsia="Times New Roman" w:hAnsi="Times New Roman" w:cs="Times New Roman"/>
@@ -2429,7 +3020,7 @@
                 <w:sz w:val="20"/>
                 <w:szCs w:val="20"/>
               </w:rPr>
-              <w:t>bookingID</w:t>
+              <w:t>bookingDate</w:t>
             </w:r>
             <w:proofErr w:type="spellEnd"/>
             <w:r>
@@ -2440,16 +3031,16 @@
                 <w:szCs w:val="20"/>
               </w:rPr>
               <w:br/>
-              <w:t>2)</w:t>
-            </w:r>
-            <w:r>
-              <w:rPr>
-                <w:rFonts w:ascii="Times New Roman" w:eastAsia="Times New Roman" w:hAnsi="Times New Roman" w:cs="Times New Roman"/>
-                <w:color w:val="000000"/>
-                <w:sz w:val="20"/>
-                <w:szCs w:val="20"/>
-              </w:rPr>
-              <w:t xml:space="preserve"> </w:t>
+            </w:r>
+            <w:proofErr w:type="gramStart"/>
+            <w:r>
+              <w:rPr>
+                <w:rFonts w:ascii="Times New Roman" w:eastAsia="Times New Roman" w:hAnsi="Times New Roman" w:cs="Times New Roman"/>
+                <w:color w:val="000000"/>
+                <w:sz w:val="20"/>
+                <w:szCs w:val="20"/>
+              </w:rPr>
+              <w:t>5)</w:t>
             </w:r>
             <w:proofErr w:type="spellStart"/>
             <w:r>
@@ -2459,7 +3050,26 @@
                 <w:sz w:val="20"/>
                 <w:szCs w:val="20"/>
               </w:rPr>
-              <w:t>customerID</w:t>
+              <w:t>String</w:t>
+            </w:r>
+            <w:proofErr w:type="gramEnd"/>
+            <w:r>
+              <w:rPr>
+                <w:rFonts w:ascii="Times New Roman" w:eastAsia="Times New Roman" w:hAnsi="Times New Roman" w:cs="Times New Roman"/>
+                <w:color w:val="000000"/>
+                <w:sz w:val="20"/>
+                <w:szCs w:val="20"/>
+              </w:rPr>
+              <w:t>:</w:t>
+            </w:r>
+            <w:r>
+              <w:rPr>
+                <w:rFonts w:ascii="Times New Roman" w:eastAsia="Times New Roman" w:hAnsi="Times New Roman" w:cs="Times New Roman"/>
+                <w:color w:val="000000"/>
+                <w:sz w:val="20"/>
+                <w:szCs w:val="20"/>
+              </w:rPr>
+              <w:t>returnDate</w:t>
             </w:r>
             <w:proofErr w:type="spellEnd"/>
             <w:r>
@@ -2470,97 +3080,35 @@
                 <w:szCs w:val="20"/>
               </w:rPr>
               <w:br/>
-              <w:t>3)</w:t>
-            </w:r>
-            <w:r>
-              <w:rPr>
-                <w:rFonts w:ascii="Times New Roman" w:eastAsia="Times New Roman" w:hAnsi="Times New Roman" w:cs="Times New Roman"/>
-                <w:color w:val="000000"/>
-                <w:sz w:val="20"/>
-                <w:szCs w:val="20"/>
-              </w:rPr>
-              <w:t xml:space="preserve"> </w:t>
-            </w:r>
-            <w:proofErr w:type="spellStart"/>
-            <w:r>
-              <w:rPr>
-                <w:rFonts w:ascii="Times New Roman" w:eastAsia="Times New Roman" w:hAnsi="Times New Roman" w:cs="Times New Roman"/>
-                <w:color w:val="000000"/>
-                <w:sz w:val="20"/>
-                <w:szCs w:val="20"/>
-              </w:rPr>
-              <w:t>carID</w:t>
-            </w:r>
-            <w:proofErr w:type="spellEnd"/>
-            <w:r>
-              <w:rPr>
-                <w:rFonts w:ascii="Times New Roman" w:eastAsia="Times New Roman" w:hAnsi="Times New Roman" w:cs="Times New Roman"/>
-                <w:color w:val="000000"/>
-                <w:sz w:val="20"/>
-                <w:szCs w:val="20"/>
-              </w:rPr>
-              <w:br/>
-              <w:t>4)</w:t>
-            </w:r>
-            <w:r>
-              <w:rPr>
-                <w:rFonts w:ascii="Times New Roman" w:eastAsia="Times New Roman" w:hAnsi="Times New Roman" w:cs="Times New Roman"/>
-                <w:color w:val="000000"/>
-                <w:sz w:val="20"/>
-                <w:szCs w:val="20"/>
-              </w:rPr>
-              <w:t xml:space="preserve"> </w:t>
-            </w:r>
-            <w:proofErr w:type="spellStart"/>
-            <w:r>
-              <w:rPr>
-                <w:rFonts w:ascii="Times New Roman" w:eastAsia="Times New Roman" w:hAnsi="Times New Roman" w:cs="Times New Roman"/>
-                <w:color w:val="000000"/>
-                <w:sz w:val="20"/>
-                <w:szCs w:val="20"/>
-              </w:rPr>
-              <w:t>bookingDate</w:t>
-            </w:r>
-            <w:proofErr w:type="spellEnd"/>
-            <w:r>
-              <w:rPr>
-                <w:rFonts w:ascii="Times New Roman" w:eastAsia="Times New Roman" w:hAnsi="Times New Roman" w:cs="Times New Roman"/>
-                <w:color w:val="000000"/>
-                <w:sz w:val="20"/>
-                <w:szCs w:val="20"/>
-              </w:rPr>
-              <w:br/>
-              <w:t>5)</w:t>
-            </w:r>
-            <w:r>
-              <w:rPr>
-                <w:rFonts w:ascii="Times New Roman" w:eastAsia="Times New Roman" w:hAnsi="Times New Roman" w:cs="Times New Roman"/>
-                <w:color w:val="000000"/>
-                <w:sz w:val="20"/>
-                <w:szCs w:val="20"/>
-              </w:rPr>
-              <w:t xml:space="preserve"> </w:t>
-            </w:r>
-            <w:proofErr w:type="spellStart"/>
-            <w:r>
-              <w:rPr>
-                <w:rFonts w:ascii="Times New Roman" w:eastAsia="Times New Roman" w:hAnsi="Times New Roman" w:cs="Times New Roman"/>
-                <w:color w:val="000000"/>
-                <w:sz w:val="20"/>
-                <w:szCs w:val="20"/>
-              </w:rPr>
-              <w:t>returnDate</w:t>
-            </w:r>
-            <w:proofErr w:type="spellEnd"/>
-            <w:r>
-              <w:rPr>
-                <w:rFonts w:ascii="Times New Roman" w:eastAsia="Times New Roman" w:hAnsi="Times New Roman" w:cs="Times New Roman"/>
-                <w:color w:val="000000"/>
-                <w:sz w:val="20"/>
-                <w:szCs w:val="20"/>
-              </w:rPr>
-              <w:br/>
+            </w:r>
+            <w:proofErr w:type="gramStart"/>
+            <w:r>
+              <w:rPr>
+                <w:rFonts w:ascii="Times New Roman" w:eastAsia="Times New Roman" w:hAnsi="Times New Roman" w:cs="Times New Roman"/>
+                <w:color w:val="000000"/>
+                <w:sz w:val="20"/>
+                <w:szCs w:val="20"/>
+              </w:rPr>
               <w:t>6)</w:t>
+            </w:r>
+            <w:r>
+              <w:rPr>
+                <w:rFonts w:ascii="Times New Roman" w:eastAsia="Times New Roman" w:hAnsi="Times New Roman" w:cs="Times New Roman"/>
+                <w:color w:val="000000"/>
+                <w:sz w:val="20"/>
+                <w:szCs w:val="20"/>
+              </w:rPr>
+              <w:t>String</w:t>
+            </w:r>
+            <w:proofErr w:type="gramEnd"/>
+            <w:r>
+              <w:rPr>
+                <w:rFonts w:ascii="Times New Roman" w:eastAsia="Times New Roman" w:hAnsi="Times New Roman" w:cs="Times New Roman"/>
+                <w:color w:val="000000"/>
+                <w:sz w:val="20"/>
+                <w:szCs w:val="20"/>
+              </w:rPr>
+              <w:t>:</w:t>
             </w:r>
             <w:r>
               <w:rPr>
@@ -2626,6 +3174,7 @@
               <w:t xml:space="preserve"> </w:t>
             </w:r>
             <w:proofErr w:type="spellStart"/>
+            <w:proofErr w:type="gramStart"/>
             <w:r>
               <w:rPr>
                 <w:rFonts w:ascii="Times New Roman" w:eastAsia="Times New Roman" w:hAnsi="Times New Roman" w:cs="Times New Roman"/>
@@ -2643,7 +3192,17 @@
                 <w:sz w:val="20"/>
                 <w:szCs w:val="20"/>
               </w:rPr>
-              <w:t>()</w:t>
+              <w:t>(</w:t>
+            </w:r>
+            <w:proofErr w:type="gramEnd"/>
+            <w:r>
+              <w:rPr>
+                <w:rFonts w:ascii="Times New Roman" w:eastAsia="Times New Roman" w:hAnsi="Times New Roman" w:cs="Times New Roman"/>
+                <w:color w:val="000000"/>
+                <w:sz w:val="20"/>
+                <w:szCs w:val="20"/>
+              </w:rPr>
+              <w:t>)</w:t>
             </w:r>
           </w:p>
           <w:p>
@@ -2674,6 +3233,7 @@
               <w:t xml:space="preserve"> </w:t>
             </w:r>
             <w:proofErr w:type="spellStart"/>
+            <w:proofErr w:type="gramStart"/>
             <w:r>
               <w:rPr>
                 <w:rFonts w:ascii="Times New Roman" w:eastAsia="Times New Roman" w:hAnsi="Times New Roman" w:cs="Times New Roman"/>
@@ -2691,7 +3251,17 @@
                 <w:sz w:val="20"/>
                 <w:szCs w:val="20"/>
               </w:rPr>
-              <w:t>()</w:t>
+              <w:t>(</w:t>
+            </w:r>
+            <w:proofErr w:type="gramEnd"/>
+            <w:r>
+              <w:rPr>
+                <w:rFonts w:ascii="Times New Roman" w:eastAsia="Times New Roman" w:hAnsi="Times New Roman" w:cs="Times New Roman"/>
+                <w:color w:val="000000"/>
+                <w:sz w:val="20"/>
+                <w:szCs w:val="20"/>
+              </w:rPr>
+              <w:t>)</w:t>
             </w:r>
           </w:p>
           <w:p>
@@ -2722,6 +3292,7 @@
               <w:t xml:space="preserve"> </w:t>
             </w:r>
             <w:proofErr w:type="spellStart"/>
+            <w:proofErr w:type="gramStart"/>
             <w:r>
               <w:rPr>
                 <w:rFonts w:ascii="Times New Roman" w:eastAsia="Times New Roman" w:hAnsi="Times New Roman" w:cs="Times New Roman"/>
@@ -2739,7 +3310,17 @@
                 <w:sz w:val="20"/>
                 <w:szCs w:val="20"/>
               </w:rPr>
-              <w:t>()</w:t>
+              <w:t>(</w:t>
+            </w:r>
+            <w:proofErr w:type="gramEnd"/>
+            <w:r>
+              <w:rPr>
+                <w:rFonts w:ascii="Times New Roman" w:eastAsia="Times New Roman" w:hAnsi="Times New Roman" w:cs="Times New Roman"/>
+                <w:color w:val="000000"/>
+                <w:sz w:val="20"/>
+                <w:szCs w:val="20"/>
+              </w:rPr>
+              <w:t>)</w:t>
             </w:r>
           </w:p>
           <w:p>
@@ -2804,6 +3385,66 @@
               </w:rPr>
               <w:t>1)</w:t>
             </w:r>
+            <w:proofErr w:type="spellStart"/>
+            <w:proofErr w:type="gramStart"/>
+            <w:r>
+              <w:rPr>
+                <w:rFonts w:ascii="Times New Roman" w:eastAsia="Times New Roman" w:hAnsi="Times New Roman" w:cs="Times New Roman"/>
+                <w:color w:val="000000"/>
+                <w:sz w:val="20"/>
+                <w:szCs w:val="20"/>
+              </w:rPr>
+              <w:t>String:</w:t>
+            </w:r>
+            <w:r>
+              <w:rPr>
+                <w:rFonts w:ascii="Times New Roman" w:eastAsia="Times New Roman" w:hAnsi="Times New Roman" w:cs="Times New Roman"/>
+                <w:color w:val="000000"/>
+                <w:sz w:val="20"/>
+                <w:szCs w:val="20"/>
+              </w:rPr>
+              <w:t>recordID</w:t>
+            </w:r>
+            <w:proofErr w:type="spellEnd"/>
+            <w:proofErr w:type="gramEnd"/>
+            <w:r>
+              <w:rPr>
+                <w:rFonts w:ascii="Times New Roman" w:eastAsia="Times New Roman" w:hAnsi="Times New Roman" w:cs="Times New Roman"/>
+                <w:color w:val="000000"/>
+                <w:sz w:val="20"/>
+                <w:szCs w:val="20"/>
+              </w:rPr>
+              <w:br/>
+            </w:r>
+            <w:proofErr w:type="gramStart"/>
+            <w:r>
+              <w:rPr>
+                <w:rFonts w:ascii="Times New Roman" w:eastAsia="Times New Roman" w:hAnsi="Times New Roman" w:cs="Times New Roman"/>
+                <w:color w:val="000000"/>
+                <w:sz w:val="20"/>
+                <w:szCs w:val="20"/>
+              </w:rPr>
+              <w:t>2)</w:t>
+            </w:r>
+            <w:r>
+              <w:rPr>
+                <w:rFonts w:ascii="Times New Roman" w:eastAsia="Times New Roman" w:hAnsi="Times New Roman" w:cs="Times New Roman"/>
+                <w:color w:val="000000"/>
+                <w:sz w:val="20"/>
+                <w:szCs w:val="20"/>
+              </w:rPr>
+              <w:t>String</w:t>
+            </w:r>
+            <w:proofErr w:type="gramEnd"/>
+            <w:r>
+              <w:rPr>
+                <w:rFonts w:ascii="Times New Roman" w:eastAsia="Times New Roman" w:hAnsi="Times New Roman" w:cs="Times New Roman"/>
+                <w:color w:val="000000"/>
+                <w:sz w:val="20"/>
+                <w:szCs w:val="20"/>
+              </w:rPr>
+              <w:t>:</w:t>
+            </w:r>
             <w:r>
               <w:rPr>
                 <w:rFonts w:ascii="Times New Roman" w:eastAsia="Times New Roman" w:hAnsi="Times New Roman" w:cs="Times New Roman"/>
@@ -2821,7 +3462,7 @@
                 <w:sz w:val="20"/>
                 <w:szCs w:val="20"/>
               </w:rPr>
-              <w:t>recordID</w:t>
+              <w:t>bookingID</w:t>
             </w:r>
             <w:proofErr w:type="spellEnd"/>
             <w:r>
@@ -2832,16 +3473,16 @@
                 <w:szCs w:val="20"/>
               </w:rPr>
               <w:br/>
-              <w:t>2)</w:t>
-            </w:r>
-            <w:r>
-              <w:rPr>
-                <w:rFonts w:ascii="Times New Roman" w:eastAsia="Times New Roman" w:hAnsi="Times New Roman" w:cs="Times New Roman"/>
-                <w:color w:val="000000"/>
-                <w:sz w:val="20"/>
-                <w:szCs w:val="20"/>
-              </w:rPr>
-              <w:t xml:space="preserve"> </w:t>
+            </w:r>
+            <w:proofErr w:type="gramStart"/>
+            <w:r>
+              <w:rPr>
+                <w:rFonts w:ascii="Times New Roman" w:eastAsia="Times New Roman" w:hAnsi="Times New Roman" w:cs="Times New Roman"/>
+                <w:color w:val="000000"/>
+                <w:sz w:val="20"/>
+                <w:szCs w:val="20"/>
+              </w:rPr>
+              <w:t>3)</w:t>
             </w:r>
             <w:proofErr w:type="spellStart"/>
             <w:r>
@@ -2851,7 +3492,26 @@
                 <w:sz w:val="20"/>
                 <w:szCs w:val="20"/>
               </w:rPr>
-              <w:t>bookingID</w:t>
+              <w:t>String</w:t>
+            </w:r>
+            <w:proofErr w:type="gramEnd"/>
+            <w:r>
+              <w:rPr>
+                <w:rFonts w:ascii="Times New Roman" w:eastAsia="Times New Roman" w:hAnsi="Times New Roman" w:cs="Times New Roman"/>
+                <w:color w:val="000000"/>
+                <w:sz w:val="20"/>
+                <w:szCs w:val="20"/>
+              </w:rPr>
+              <w:t>:</w:t>
+            </w:r>
+            <w:r>
+              <w:rPr>
+                <w:rFonts w:ascii="Times New Roman" w:eastAsia="Times New Roman" w:hAnsi="Times New Roman" w:cs="Times New Roman"/>
+                <w:color w:val="000000"/>
+                <w:sz w:val="20"/>
+                <w:szCs w:val="20"/>
+              </w:rPr>
+              <w:t>rentalStartDate</w:t>
             </w:r>
             <w:proofErr w:type="spellEnd"/>
             <w:r>
@@ -2862,16 +3522,16 @@
                 <w:szCs w:val="20"/>
               </w:rPr>
               <w:br/>
-              <w:t>3)</w:t>
-            </w:r>
-            <w:r>
-              <w:rPr>
-                <w:rFonts w:ascii="Times New Roman" w:eastAsia="Times New Roman" w:hAnsi="Times New Roman" w:cs="Times New Roman"/>
-                <w:color w:val="000000"/>
-                <w:sz w:val="20"/>
-                <w:szCs w:val="20"/>
-              </w:rPr>
-              <w:t xml:space="preserve"> </w:t>
+            </w:r>
+            <w:proofErr w:type="gramStart"/>
+            <w:r>
+              <w:rPr>
+                <w:rFonts w:ascii="Times New Roman" w:eastAsia="Times New Roman" w:hAnsi="Times New Roman" w:cs="Times New Roman"/>
+                <w:color w:val="000000"/>
+                <w:sz w:val="20"/>
+                <w:szCs w:val="20"/>
+              </w:rPr>
+              <w:t>4)</w:t>
             </w:r>
             <w:proofErr w:type="spellStart"/>
             <w:r>
@@ -2881,7 +3541,26 @@
                 <w:sz w:val="20"/>
                 <w:szCs w:val="20"/>
               </w:rPr>
-              <w:t>rentalStartDate</w:t>
+              <w:t>String</w:t>
+            </w:r>
+            <w:proofErr w:type="gramEnd"/>
+            <w:r>
+              <w:rPr>
+                <w:rFonts w:ascii="Times New Roman" w:eastAsia="Times New Roman" w:hAnsi="Times New Roman" w:cs="Times New Roman"/>
+                <w:color w:val="000000"/>
+                <w:sz w:val="20"/>
+                <w:szCs w:val="20"/>
+              </w:rPr>
+              <w:t>:</w:t>
+            </w:r>
+            <w:r>
+              <w:rPr>
+                <w:rFonts w:ascii="Times New Roman" w:eastAsia="Times New Roman" w:hAnsi="Times New Roman" w:cs="Times New Roman"/>
+                <w:color w:val="000000"/>
+                <w:sz w:val="20"/>
+                <w:szCs w:val="20"/>
+              </w:rPr>
+              <w:t>rentalEndDate</w:t>
             </w:r>
             <w:proofErr w:type="spellEnd"/>
             <w:r>
@@ -2892,16 +3571,16 @@
                 <w:szCs w:val="20"/>
               </w:rPr>
               <w:br/>
-              <w:t>4)</w:t>
-            </w:r>
-            <w:r>
-              <w:rPr>
-                <w:rFonts w:ascii="Times New Roman" w:eastAsia="Times New Roman" w:hAnsi="Times New Roman" w:cs="Times New Roman"/>
-                <w:color w:val="000000"/>
-                <w:sz w:val="20"/>
-                <w:szCs w:val="20"/>
-              </w:rPr>
-              <w:t xml:space="preserve"> </w:t>
+            </w:r>
+            <w:proofErr w:type="gramStart"/>
+            <w:r>
+              <w:rPr>
+                <w:rFonts w:ascii="Times New Roman" w:eastAsia="Times New Roman" w:hAnsi="Times New Roman" w:cs="Times New Roman"/>
+                <w:color w:val="000000"/>
+                <w:sz w:val="20"/>
+                <w:szCs w:val="20"/>
+              </w:rPr>
+              <w:t>5)</w:t>
             </w:r>
             <w:proofErr w:type="spellStart"/>
             <w:r>
@@ -2911,29 +3590,18 @@
                 <w:sz w:val="20"/>
                 <w:szCs w:val="20"/>
               </w:rPr>
-              <w:t>rentalEndDate</w:t>
-            </w:r>
-            <w:proofErr w:type="spellEnd"/>
-            <w:r>
-              <w:rPr>
-                <w:rFonts w:ascii="Times New Roman" w:eastAsia="Times New Roman" w:hAnsi="Times New Roman" w:cs="Times New Roman"/>
-                <w:color w:val="000000"/>
-                <w:sz w:val="20"/>
-                <w:szCs w:val="20"/>
-              </w:rPr>
-              <w:br/>
-              <w:t>5)</w:t>
-            </w:r>
-            <w:r>
-              <w:rPr>
-                <w:rFonts w:ascii="Times New Roman" w:eastAsia="Times New Roman" w:hAnsi="Times New Roman" w:cs="Times New Roman"/>
-                <w:color w:val="000000"/>
-                <w:sz w:val="20"/>
-                <w:szCs w:val="20"/>
-              </w:rPr>
-              <w:t xml:space="preserve"> </w:t>
-            </w:r>
-            <w:proofErr w:type="spellStart"/>
+              <w:t>double</w:t>
+            </w:r>
+            <w:proofErr w:type="gramEnd"/>
+            <w:r>
+              <w:rPr>
+                <w:rFonts w:ascii="Times New Roman" w:eastAsia="Times New Roman" w:hAnsi="Times New Roman" w:cs="Times New Roman"/>
+                <w:color w:val="000000"/>
+                <w:sz w:val="20"/>
+                <w:szCs w:val="20"/>
+              </w:rPr>
+              <w:t>:</w:t>
+            </w:r>
             <w:r>
               <w:rPr>
                 <w:rFonts w:ascii="Times New Roman" w:eastAsia="Times New Roman" w:hAnsi="Times New Roman" w:cs="Times New Roman"/>
@@ -2988,6 +3656,7 @@
               <w:t xml:space="preserve"> </w:t>
             </w:r>
             <w:proofErr w:type="spellStart"/>
+            <w:proofErr w:type="gramStart"/>
             <w:r>
               <w:rPr>
                 <w:rFonts w:ascii="Times New Roman" w:eastAsia="Times New Roman" w:hAnsi="Times New Roman" w:cs="Times New Roman"/>
@@ -3005,7 +3674,17 @@
                 <w:sz w:val="20"/>
                 <w:szCs w:val="20"/>
               </w:rPr>
-              <w:t>()</w:t>
+              <w:t>(</w:t>
+            </w:r>
+            <w:proofErr w:type="gramEnd"/>
+            <w:r>
+              <w:rPr>
+                <w:rFonts w:ascii="Times New Roman" w:eastAsia="Times New Roman" w:hAnsi="Times New Roman" w:cs="Times New Roman"/>
+                <w:color w:val="000000"/>
+                <w:sz w:val="20"/>
+                <w:szCs w:val="20"/>
+              </w:rPr>
+              <w:t>)</w:t>
             </w:r>
           </w:p>
           <w:p>
@@ -3036,6 +3715,7 @@
               <w:t xml:space="preserve"> </w:t>
             </w:r>
             <w:proofErr w:type="spellStart"/>
+            <w:proofErr w:type="gramStart"/>
             <w:r>
               <w:rPr>
                 <w:rFonts w:ascii="Times New Roman" w:eastAsia="Times New Roman" w:hAnsi="Times New Roman" w:cs="Times New Roman"/>
@@ -3053,7 +3733,17 @@
                 <w:sz w:val="20"/>
                 <w:szCs w:val="20"/>
               </w:rPr>
-              <w:t>()</w:t>
+              <w:t>(</w:t>
+            </w:r>
+            <w:proofErr w:type="gramEnd"/>
+            <w:r>
+              <w:rPr>
+                <w:rFonts w:ascii="Times New Roman" w:eastAsia="Times New Roman" w:hAnsi="Times New Roman" w:cs="Times New Roman"/>
+                <w:color w:val="000000"/>
+                <w:sz w:val="20"/>
+                <w:szCs w:val="20"/>
+              </w:rPr>
+              <w:t>)</w:t>
             </w:r>
           </w:p>
           <w:p>
@@ -3084,6 +3774,7 @@
               <w:t xml:space="preserve"> </w:t>
             </w:r>
             <w:proofErr w:type="spellStart"/>
+            <w:proofErr w:type="gramStart"/>
             <w:r>
               <w:rPr>
                 <w:rFonts w:ascii="Times New Roman" w:eastAsia="Times New Roman" w:hAnsi="Times New Roman" w:cs="Times New Roman"/>
@@ -3101,7 +3792,17 @@
                 <w:sz w:val="20"/>
                 <w:szCs w:val="20"/>
               </w:rPr>
-              <w:t>()</w:t>
+              <w:t>(</w:t>
+            </w:r>
+            <w:proofErr w:type="gramEnd"/>
+            <w:r>
+              <w:rPr>
+                <w:rFonts w:ascii="Times New Roman" w:eastAsia="Times New Roman" w:hAnsi="Times New Roman" w:cs="Times New Roman"/>
+                <w:color w:val="000000"/>
+                <w:sz w:val="20"/>
+                <w:szCs w:val="20"/>
+              </w:rPr>
+              <w:t>)</w:t>
             </w:r>
           </w:p>
           <w:p>
@@ -3162,28 +3863,39 @@
                 <w:sz w:val="20"/>
                 <w:szCs w:val="20"/>
               </w:rPr>
-              <w:t>1)</w:t>
-            </w:r>
-            <w:r>
-              <w:rPr>
-                <w:rFonts w:ascii="Times New Roman" w:eastAsia="Times New Roman" w:hAnsi="Times New Roman" w:cs="Times New Roman"/>
-                <w:color w:val="000000"/>
-                <w:sz w:val="20"/>
-                <w:szCs w:val="20"/>
-              </w:rPr>
-              <w:t xml:space="preserve"> </w:t>
+              <w:t>1</w:t>
+            </w:r>
+            <w:r>
+              <w:rPr>
+                <w:rFonts w:ascii="Times New Roman" w:eastAsia="Times New Roman" w:hAnsi="Times New Roman" w:cs="Times New Roman"/>
+                <w:color w:val="000000"/>
+                <w:sz w:val="20"/>
+                <w:szCs w:val="20"/>
+              </w:rPr>
+              <w:t>)</w:t>
             </w:r>
             <w:proofErr w:type="spellStart"/>
-            <w:r>
-              <w:rPr>
-                <w:rFonts w:ascii="Times New Roman" w:eastAsia="Times New Roman" w:hAnsi="Times New Roman" w:cs="Times New Roman"/>
-                <w:color w:val="000000"/>
-                <w:sz w:val="20"/>
-                <w:szCs w:val="20"/>
-              </w:rPr>
-              <w:t>paymentID</w:t>
+            <w:proofErr w:type="gramStart"/>
+            <w:r>
+              <w:rPr>
+                <w:rFonts w:ascii="Times New Roman" w:eastAsia="Times New Roman" w:hAnsi="Times New Roman" w:cs="Times New Roman"/>
+                <w:color w:val="000000"/>
+                <w:sz w:val="20"/>
+                <w:szCs w:val="20"/>
+              </w:rPr>
+              <w:t>String:</w:t>
+            </w:r>
+            <w:r>
+              <w:rPr>
+                <w:rFonts w:ascii="Times New Roman" w:eastAsia="Times New Roman" w:hAnsi="Times New Roman" w:cs="Times New Roman"/>
+                <w:color w:val="000000"/>
+                <w:sz w:val="20"/>
+                <w:szCs w:val="20"/>
+              </w:rPr>
+              <w:t>bookingID</w:t>
             </w:r>
             <w:proofErr w:type="spellEnd"/>
+            <w:proofErr w:type="gramEnd"/>
             <w:r>
               <w:rPr>
                 <w:rFonts w:ascii="Times New Roman" w:eastAsia="Times New Roman" w:hAnsi="Times New Roman" w:cs="Times New Roman"/>
@@ -3192,16 +3904,25 @@
                 <w:szCs w:val="20"/>
               </w:rPr>
               <w:br/>
-              <w:t>2)</w:t>
-            </w:r>
-            <w:r>
-              <w:rPr>
-                <w:rFonts w:ascii="Times New Roman" w:eastAsia="Times New Roman" w:hAnsi="Times New Roman" w:cs="Times New Roman"/>
-                <w:color w:val="000000"/>
-                <w:sz w:val="20"/>
-                <w:szCs w:val="20"/>
-              </w:rPr>
-              <w:t xml:space="preserve"> </w:t>
+            </w:r>
+            <w:proofErr w:type="gramStart"/>
+            <w:r>
+              <w:rPr>
+                <w:rFonts w:ascii="Times New Roman" w:eastAsia="Times New Roman" w:hAnsi="Times New Roman" w:cs="Times New Roman"/>
+                <w:color w:val="000000"/>
+                <w:sz w:val="20"/>
+                <w:szCs w:val="20"/>
+              </w:rPr>
+              <w:t>2</w:t>
+            </w:r>
+            <w:r>
+              <w:rPr>
+                <w:rFonts w:ascii="Times New Roman" w:eastAsia="Times New Roman" w:hAnsi="Times New Roman" w:cs="Times New Roman"/>
+                <w:color w:val="000000"/>
+                <w:sz w:val="20"/>
+                <w:szCs w:val="20"/>
+              </w:rPr>
+              <w:t>)</w:t>
             </w:r>
             <w:proofErr w:type="spellStart"/>
             <w:r>
@@ -3211,7 +3932,26 @@
                 <w:sz w:val="20"/>
                 <w:szCs w:val="20"/>
               </w:rPr>
-              <w:t>bookingID</w:t>
+              <w:t>String</w:t>
+            </w:r>
+            <w:proofErr w:type="gramEnd"/>
+            <w:r>
+              <w:rPr>
+                <w:rFonts w:ascii="Times New Roman" w:eastAsia="Times New Roman" w:hAnsi="Times New Roman" w:cs="Times New Roman"/>
+                <w:color w:val="000000"/>
+                <w:sz w:val="20"/>
+                <w:szCs w:val="20"/>
+              </w:rPr>
+              <w:t>:</w:t>
+            </w:r>
+            <w:r>
+              <w:rPr>
+                <w:rFonts w:ascii="Times New Roman" w:eastAsia="Times New Roman" w:hAnsi="Times New Roman" w:cs="Times New Roman"/>
+                <w:color w:val="000000"/>
+                <w:sz w:val="20"/>
+                <w:szCs w:val="20"/>
+              </w:rPr>
+              <w:t>paymentDate</w:t>
             </w:r>
             <w:proofErr w:type="spellEnd"/>
             <w:r>
@@ -3222,35 +3962,25 @@
                 <w:szCs w:val="20"/>
               </w:rPr>
               <w:br/>
-              <w:t>3)</w:t>
-            </w:r>
-            <w:r>
-              <w:rPr>
-                <w:rFonts w:ascii="Times New Roman" w:eastAsia="Times New Roman" w:hAnsi="Times New Roman" w:cs="Times New Roman"/>
-                <w:color w:val="000000"/>
-                <w:sz w:val="20"/>
-                <w:szCs w:val="20"/>
-              </w:rPr>
-              <w:t xml:space="preserve"> amount</w:t>
-            </w:r>
-            <w:r>
-              <w:rPr>
-                <w:rFonts w:ascii="Times New Roman" w:eastAsia="Times New Roman" w:hAnsi="Times New Roman" w:cs="Times New Roman"/>
-                <w:color w:val="000000"/>
-                <w:sz w:val="20"/>
-                <w:szCs w:val="20"/>
-              </w:rPr>
-              <w:br/>
-              <w:t>4)</w:t>
-            </w:r>
-            <w:r>
-              <w:rPr>
-                <w:rFonts w:ascii="Times New Roman" w:eastAsia="Times New Roman" w:hAnsi="Times New Roman" w:cs="Times New Roman"/>
-                <w:color w:val="000000"/>
-                <w:sz w:val="20"/>
-                <w:szCs w:val="20"/>
-              </w:rPr>
-              <w:t xml:space="preserve"> </w:t>
+            </w:r>
+            <w:proofErr w:type="gramStart"/>
+            <w:r>
+              <w:rPr>
+                <w:rFonts w:ascii="Times New Roman" w:eastAsia="Times New Roman" w:hAnsi="Times New Roman" w:cs="Times New Roman"/>
+                <w:color w:val="000000"/>
+                <w:sz w:val="20"/>
+                <w:szCs w:val="20"/>
+              </w:rPr>
+              <w:t>3</w:t>
+            </w:r>
+            <w:r>
+              <w:rPr>
+                <w:rFonts w:ascii="Times New Roman" w:eastAsia="Times New Roman" w:hAnsi="Times New Roman" w:cs="Times New Roman"/>
+                <w:color w:val="000000"/>
+                <w:sz w:val="20"/>
+                <w:szCs w:val="20"/>
+              </w:rPr>
+              <w:t>)</w:t>
             </w:r>
             <w:proofErr w:type="spellStart"/>
             <w:r>
@@ -3260,29 +3990,18 @@
                 <w:sz w:val="20"/>
                 <w:szCs w:val="20"/>
               </w:rPr>
-              <w:t>paymentDate</w:t>
-            </w:r>
-            <w:proofErr w:type="spellEnd"/>
-            <w:r>
-              <w:rPr>
-                <w:rFonts w:ascii="Times New Roman" w:eastAsia="Times New Roman" w:hAnsi="Times New Roman" w:cs="Times New Roman"/>
-                <w:color w:val="000000"/>
-                <w:sz w:val="20"/>
-                <w:szCs w:val="20"/>
-              </w:rPr>
-              <w:br/>
-              <w:t>5)</w:t>
-            </w:r>
-            <w:r>
-              <w:rPr>
-                <w:rFonts w:ascii="Times New Roman" w:eastAsia="Times New Roman" w:hAnsi="Times New Roman" w:cs="Times New Roman"/>
-                <w:color w:val="000000"/>
-                <w:sz w:val="20"/>
-                <w:szCs w:val="20"/>
-              </w:rPr>
-              <w:t xml:space="preserve"> </w:t>
-            </w:r>
-            <w:proofErr w:type="spellStart"/>
+              <w:t>String</w:t>
+            </w:r>
+            <w:proofErr w:type="gramEnd"/>
+            <w:r>
+              <w:rPr>
+                <w:rFonts w:ascii="Times New Roman" w:eastAsia="Times New Roman" w:hAnsi="Times New Roman" w:cs="Times New Roman"/>
+                <w:color w:val="000000"/>
+                <w:sz w:val="20"/>
+                <w:szCs w:val="20"/>
+              </w:rPr>
+              <w:t>:</w:t>
+            </w:r>
             <w:r>
               <w:rPr>
                 <w:rFonts w:ascii="Times New Roman" w:eastAsia="Times New Roman" w:hAnsi="Times New Roman" w:cs="Times New Roman"/>
@@ -3337,6 +4056,7 @@
               <w:t xml:space="preserve"> </w:t>
             </w:r>
             <w:proofErr w:type="spellStart"/>
+            <w:proofErr w:type="gramStart"/>
             <w:r>
               <w:rPr>
                 <w:rFonts w:ascii="Times New Roman" w:eastAsia="Times New Roman" w:hAnsi="Times New Roman" w:cs="Times New Roman"/>
@@ -3354,66 +4074,463 @@
                 <w:sz w:val="20"/>
                 <w:szCs w:val="20"/>
               </w:rPr>
+              <w:t>(</w:t>
+            </w:r>
+            <w:proofErr w:type="gramEnd"/>
+            <w:r>
+              <w:rPr>
+                <w:rFonts w:ascii="Times New Roman" w:eastAsia="Times New Roman" w:hAnsi="Times New Roman" w:cs="Times New Roman"/>
+                <w:color w:val="000000"/>
+                <w:sz w:val="20"/>
+                <w:szCs w:val="20"/>
+              </w:rPr>
+              <w:t>)</w:t>
+            </w:r>
+          </w:p>
+          <w:p>
+            <w:pPr>
+              <w:rPr>
+                <w:rFonts w:ascii="Times New Roman" w:eastAsia="Times New Roman" w:hAnsi="Times New Roman" w:cs="Times New Roman"/>
+                <w:color w:val="000000"/>
+                <w:sz w:val="20"/>
+                <w:szCs w:val="20"/>
+              </w:rPr>
+            </w:pPr>
+            <w:r>
+              <w:rPr>
+                <w:rFonts w:ascii="Times New Roman" w:eastAsia="Times New Roman" w:hAnsi="Times New Roman" w:cs="Times New Roman"/>
+                <w:color w:val="000000"/>
+                <w:sz w:val="20"/>
+                <w:szCs w:val="20"/>
+              </w:rPr>
+              <w:t>2)</w:t>
+            </w:r>
+            <w:r>
+              <w:rPr>
+                <w:rFonts w:ascii="Times New Roman" w:eastAsia="Times New Roman" w:hAnsi="Times New Roman" w:cs="Times New Roman"/>
+                <w:color w:val="000000"/>
+                <w:sz w:val="20"/>
+                <w:szCs w:val="20"/>
+              </w:rPr>
+              <w:t xml:space="preserve"> </w:t>
+            </w:r>
+            <w:proofErr w:type="spellStart"/>
+            <w:proofErr w:type="gramStart"/>
+            <w:r>
+              <w:rPr>
+                <w:rFonts w:ascii="Times New Roman" w:eastAsia="Times New Roman" w:hAnsi="Times New Roman" w:cs="Times New Roman"/>
+                <w:color w:val="000000"/>
+                <w:sz w:val="20"/>
+                <w:szCs w:val="20"/>
+              </w:rPr>
+              <w:t>generateInvoice</w:t>
+            </w:r>
+            <w:proofErr w:type="spellEnd"/>
+            <w:r>
+              <w:rPr>
+                <w:rFonts w:ascii="Times New Roman" w:eastAsia="Times New Roman" w:hAnsi="Times New Roman" w:cs="Times New Roman"/>
+                <w:color w:val="000000"/>
+                <w:sz w:val="20"/>
+                <w:szCs w:val="20"/>
+              </w:rPr>
+              <w:t>(</w:t>
+            </w:r>
+            <w:proofErr w:type="gramEnd"/>
+            <w:r>
+              <w:rPr>
+                <w:rFonts w:ascii="Times New Roman" w:eastAsia="Times New Roman" w:hAnsi="Times New Roman" w:cs="Times New Roman"/>
+                <w:color w:val="000000"/>
+                <w:sz w:val="20"/>
+                <w:szCs w:val="20"/>
+              </w:rPr>
+              <w:t>)</w:t>
+            </w:r>
+          </w:p>
+          <w:p>
+            <w:pPr>
+              <w:rPr>
+                <w:rFonts w:ascii="Times New Roman" w:eastAsia="Times New Roman" w:hAnsi="Times New Roman" w:cs="Times New Roman"/>
+                <w:color w:val="000000"/>
+                <w:sz w:val="20"/>
+                <w:szCs w:val="20"/>
+              </w:rPr>
+            </w:pPr>
+          </w:p>
+        </w:tc>
+      </w:tr>
+      <w:tr>
+        <w:trPr>
+          <w:trHeight w:hRule="exact" w:val="2679"/>
+        </w:trPr>
+        <w:tc>
+          <w:tcPr>
+            <w:tcW w:w="2675" w:type="dxa"/>
+          </w:tcPr>
+          <w:p>
+            <w:pPr>
+              <w:rPr>
+                <w:rFonts w:ascii="Times New Roman" w:eastAsia="Times New Roman" w:hAnsi="Times New Roman" w:cs="Times New Roman"/>
+                <w:sz w:val="20"/>
+                <w:szCs w:val="20"/>
+              </w:rPr>
+            </w:pPr>
+          </w:p>
+          <w:p>
+            <w:pPr>
+              <w:rPr>
+                <w:rFonts w:ascii="Times New Roman" w:eastAsia="Times New Roman" w:hAnsi="Times New Roman" w:cs="Times New Roman"/>
+                <w:sz w:val="20"/>
+                <w:szCs w:val="20"/>
+              </w:rPr>
+            </w:pPr>
+            <w:r>
+              <w:rPr>
+                <w:rFonts w:ascii="Times New Roman" w:eastAsia="Times New Roman" w:hAnsi="Times New Roman" w:cs="Times New Roman"/>
+                <w:sz w:val="20"/>
+                <w:szCs w:val="20"/>
+              </w:rPr>
+              <w:t>User</w:t>
+            </w:r>
+          </w:p>
+        </w:tc>
+        <w:tc>
+          <w:tcPr>
+            <w:tcW w:w="2145" w:type="dxa"/>
+          </w:tcPr>
+          <w:p>
+            <w:pPr>
+              <w:rPr>
+                <w:rFonts w:ascii="Times New Roman" w:eastAsia="Times New Roman" w:hAnsi="Times New Roman" w:cs="Times New Roman"/>
+                <w:color w:val="000000"/>
+                <w:sz w:val="20"/>
+                <w:szCs w:val="20"/>
+              </w:rPr>
+            </w:pPr>
+          </w:p>
+          <w:p>
+            <w:pPr>
+              <w:rPr>
+                <w:rFonts w:ascii="Times New Roman" w:eastAsia="Times New Roman" w:hAnsi="Times New Roman" w:cs="Times New Roman"/>
+                <w:color w:val="000000"/>
+                <w:sz w:val="20"/>
+                <w:szCs w:val="20"/>
+              </w:rPr>
+            </w:pPr>
+            <w:proofErr w:type="gramStart"/>
+            <w:r>
+              <w:rPr>
+                <w:rFonts w:ascii="Times New Roman" w:eastAsia="Times New Roman" w:hAnsi="Times New Roman" w:cs="Times New Roman"/>
+                <w:color w:val="000000"/>
+                <w:sz w:val="20"/>
+                <w:szCs w:val="20"/>
+              </w:rPr>
+              <w:t>1.)</w:t>
+            </w:r>
+            <w:proofErr w:type="spellStart"/>
+            <w:r>
+              <w:rPr>
+                <w:rFonts w:ascii="Times New Roman" w:eastAsia="Times New Roman" w:hAnsi="Times New Roman" w:cs="Times New Roman"/>
+                <w:color w:val="000000"/>
+                <w:sz w:val="20"/>
+                <w:szCs w:val="20"/>
+              </w:rPr>
+              <w:t>String</w:t>
+            </w:r>
+            <w:proofErr w:type="gramEnd"/>
+            <w:r>
+              <w:rPr>
+                <w:rFonts w:ascii="Times New Roman" w:eastAsia="Times New Roman" w:hAnsi="Times New Roman" w:cs="Times New Roman"/>
+                <w:color w:val="000000"/>
+                <w:sz w:val="20"/>
+                <w:szCs w:val="20"/>
+              </w:rPr>
+              <w:t>:id</w:t>
+            </w:r>
+            <w:proofErr w:type="spellEnd"/>
+          </w:p>
+          <w:p>
+            <w:pPr>
+              <w:rPr>
+                <w:rFonts w:ascii="Times New Roman" w:eastAsia="Times New Roman" w:hAnsi="Times New Roman" w:cs="Times New Roman"/>
+                <w:color w:val="000000"/>
+                <w:sz w:val="20"/>
+                <w:szCs w:val="20"/>
+              </w:rPr>
+            </w:pPr>
+            <w:proofErr w:type="gramStart"/>
+            <w:r>
+              <w:rPr>
+                <w:rFonts w:ascii="Times New Roman" w:eastAsia="Times New Roman" w:hAnsi="Times New Roman" w:cs="Times New Roman"/>
+                <w:color w:val="000000"/>
+                <w:sz w:val="20"/>
+                <w:szCs w:val="20"/>
+              </w:rPr>
+              <w:t>2.)</w:t>
+            </w:r>
+            <w:proofErr w:type="spellStart"/>
+            <w:r>
+              <w:rPr>
+                <w:rFonts w:ascii="Times New Roman" w:eastAsia="Times New Roman" w:hAnsi="Times New Roman" w:cs="Times New Roman"/>
+                <w:color w:val="000000"/>
+                <w:sz w:val="20"/>
+                <w:szCs w:val="20"/>
+              </w:rPr>
+              <w:t>String</w:t>
+            </w:r>
+            <w:proofErr w:type="gramEnd"/>
+            <w:r>
+              <w:rPr>
+                <w:rFonts w:ascii="Times New Roman" w:eastAsia="Times New Roman" w:hAnsi="Times New Roman" w:cs="Times New Roman"/>
+                <w:color w:val="000000"/>
+                <w:sz w:val="20"/>
+                <w:szCs w:val="20"/>
+              </w:rPr>
+              <w:t>:name</w:t>
+            </w:r>
+            <w:proofErr w:type="spellEnd"/>
+          </w:p>
+          <w:p>
+            <w:pPr>
+              <w:rPr>
+                <w:rFonts w:ascii="Times New Roman" w:eastAsia="Times New Roman" w:hAnsi="Times New Roman" w:cs="Times New Roman"/>
+                <w:color w:val="000000"/>
+                <w:sz w:val="20"/>
+                <w:szCs w:val="20"/>
+              </w:rPr>
+            </w:pPr>
+            <w:proofErr w:type="gramStart"/>
+            <w:r>
+              <w:rPr>
+                <w:rFonts w:ascii="Times New Roman" w:eastAsia="Times New Roman" w:hAnsi="Times New Roman" w:cs="Times New Roman"/>
+                <w:color w:val="000000"/>
+                <w:sz w:val="20"/>
+                <w:szCs w:val="20"/>
+              </w:rPr>
+              <w:t>3.)</w:t>
+            </w:r>
+            <w:proofErr w:type="spellStart"/>
+            <w:r>
+              <w:rPr>
+                <w:rFonts w:ascii="Times New Roman" w:eastAsia="Times New Roman" w:hAnsi="Times New Roman" w:cs="Times New Roman"/>
+                <w:color w:val="000000"/>
+                <w:sz w:val="20"/>
+                <w:szCs w:val="20"/>
+              </w:rPr>
+              <w:t>String</w:t>
+            </w:r>
+            <w:proofErr w:type="gramEnd"/>
+            <w:r>
+              <w:rPr>
+                <w:rFonts w:ascii="Times New Roman" w:eastAsia="Times New Roman" w:hAnsi="Times New Roman" w:cs="Times New Roman"/>
+                <w:color w:val="000000"/>
+                <w:sz w:val="20"/>
+                <w:szCs w:val="20"/>
+              </w:rPr>
+              <w:t>:email</w:t>
+            </w:r>
+            <w:proofErr w:type="spellEnd"/>
+          </w:p>
+        </w:tc>
+        <w:tc>
+          <w:tcPr>
+            <w:tcW w:w="3260" w:type="dxa"/>
+          </w:tcPr>
+          <w:p>
+            <w:pPr>
+              <w:rPr>
+                <w:rFonts w:ascii="Times New Roman" w:eastAsia="Times New Roman" w:hAnsi="Times New Roman" w:cs="Times New Roman"/>
+                <w:color w:val="000000"/>
+                <w:sz w:val="20"/>
+                <w:szCs w:val="20"/>
+              </w:rPr>
+            </w:pPr>
+          </w:p>
+        </w:tc>
+      </w:tr>
+      <w:tr>
+        <w:trPr>
+          <w:trHeight w:hRule="exact" w:val="2679"/>
+        </w:trPr>
+        <w:tc>
+          <w:tcPr>
+            <w:tcW w:w="2675" w:type="dxa"/>
+          </w:tcPr>
+          <w:p>
+            <w:pPr>
+              <w:rPr>
+                <w:rFonts w:ascii="Times New Roman" w:eastAsia="Times New Roman" w:hAnsi="Times New Roman" w:cs="Times New Roman"/>
+                <w:sz w:val="20"/>
+                <w:szCs w:val="20"/>
+              </w:rPr>
+            </w:pPr>
+          </w:p>
+          <w:p>
+            <w:pPr>
+              <w:rPr>
+                <w:rFonts w:ascii="Times New Roman" w:eastAsia="Times New Roman" w:hAnsi="Times New Roman" w:cs="Times New Roman"/>
+                <w:sz w:val="20"/>
+                <w:szCs w:val="20"/>
+              </w:rPr>
+            </w:pPr>
+            <w:r>
+              <w:rPr>
+                <w:rFonts w:ascii="Times New Roman" w:eastAsia="Times New Roman" w:hAnsi="Times New Roman" w:cs="Times New Roman"/>
+                <w:sz w:val="20"/>
+                <w:szCs w:val="20"/>
+              </w:rPr>
+              <w:t>Transaction</w:t>
+            </w:r>
+          </w:p>
+        </w:tc>
+        <w:tc>
+          <w:tcPr>
+            <w:tcW w:w="2145" w:type="dxa"/>
+          </w:tcPr>
+          <w:p>
+            <w:pPr>
+              <w:rPr>
+                <w:rFonts w:ascii="Times New Roman" w:eastAsia="Times New Roman" w:hAnsi="Times New Roman" w:cs="Times New Roman"/>
+                <w:color w:val="000000"/>
+                <w:sz w:val="20"/>
+                <w:szCs w:val="20"/>
+              </w:rPr>
+            </w:pPr>
+          </w:p>
+          <w:p>
+            <w:pPr>
+              <w:rPr>
+                <w:rFonts w:ascii="Times New Roman" w:eastAsia="Times New Roman" w:hAnsi="Times New Roman" w:cs="Times New Roman"/>
+                <w:color w:val="000000"/>
+                <w:sz w:val="20"/>
+                <w:szCs w:val="20"/>
+              </w:rPr>
+            </w:pPr>
+            <w:proofErr w:type="gramStart"/>
+            <w:r>
+              <w:rPr>
+                <w:rFonts w:ascii="Times New Roman" w:eastAsia="Times New Roman" w:hAnsi="Times New Roman" w:cs="Times New Roman"/>
+                <w:color w:val="000000"/>
+                <w:sz w:val="20"/>
+                <w:szCs w:val="20"/>
+              </w:rPr>
+              <w:t>1.)</w:t>
+            </w:r>
+            <w:proofErr w:type="spellStart"/>
+            <w:r>
+              <w:rPr>
+                <w:rFonts w:ascii="Times New Roman" w:eastAsia="Times New Roman" w:hAnsi="Times New Roman" w:cs="Times New Roman"/>
+                <w:color w:val="000000"/>
+                <w:sz w:val="20"/>
+                <w:szCs w:val="20"/>
+              </w:rPr>
+              <w:t>String</w:t>
+            </w:r>
+            <w:proofErr w:type="gramEnd"/>
+            <w:r>
+              <w:rPr>
+                <w:rFonts w:ascii="Times New Roman" w:eastAsia="Times New Roman" w:hAnsi="Times New Roman" w:cs="Times New Roman"/>
+                <w:color w:val="000000"/>
+                <w:sz w:val="20"/>
+                <w:szCs w:val="20"/>
+              </w:rPr>
+              <w:t>:paymentID</w:t>
+            </w:r>
+            <w:proofErr w:type="spellEnd"/>
+          </w:p>
+          <w:p>
+            <w:pPr>
+              <w:rPr>
+                <w:rFonts w:ascii="Times New Roman" w:eastAsia="Times New Roman" w:hAnsi="Times New Roman" w:cs="Times New Roman"/>
+                <w:color w:val="000000"/>
+                <w:sz w:val="20"/>
+                <w:szCs w:val="20"/>
+              </w:rPr>
+            </w:pPr>
+            <w:proofErr w:type="gramStart"/>
+            <w:r>
+              <w:rPr>
+                <w:rFonts w:ascii="Times New Roman" w:eastAsia="Times New Roman" w:hAnsi="Times New Roman" w:cs="Times New Roman"/>
+                <w:color w:val="000000"/>
+                <w:sz w:val="20"/>
+                <w:szCs w:val="20"/>
+              </w:rPr>
+              <w:t>2.)</w:t>
+            </w:r>
+            <w:proofErr w:type="spellStart"/>
+            <w:r>
+              <w:rPr>
+                <w:rFonts w:ascii="Times New Roman" w:eastAsia="Times New Roman" w:hAnsi="Times New Roman" w:cs="Times New Roman"/>
+                <w:color w:val="000000"/>
+                <w:sz w:val="20"/>
+                <w:szCs w:val="20"/>
+              </w:rPr>
+              <w:t>double</w:t>
+            </w:r>
+            <w:proofErr w:type="gramEnd"/>
+            <w:r>
+              <w:rPr>
+                <w:rFonts w:ascii="Times New Roman" w:eastAsia="Times New Roman" w:hAnsi="Times New Roman" w:cs="Times New Roman"/>
+                <w:color w:val="000000"/>
+                <w:sz w:val="20"/>
+                <w:szCs w:val="20"/>
+              </w:rPr>
+              <w:t>:amount</w:t>
+            </w:r>
+            <w:proofErr w:type="spellEnd"/>
+          </w:p>
+        </w:tc>
+        <w:tc>
+          <w:tcPr>
+            <w:tcW w:w="3260" w:type="dxa"/>
+          </w:tcPr>
+          <w:p>
+            <w:pPr>
+              <w:rPr>
+                <w:rFonts w:ascii="Times New Roman" w:eastAsia="Times New Roman" w:hAnsi="Times New Roman" w:cs="Times New Roman"/>
+                <w:color w:val="000000"/>
+                <w:sz w:val="20"/>
+                <w:szCs w:val="20"/>
+              </w:rPr>
+            </w:pPr>
+          </w:p>
+          <w:p>
+            <w:pPr>
+              <w:rPr>
+                <w:rFonts w:ascii="Times New Roman" w:eastAsia="Times New Roman" w:hAnsi="Times New Roman" w:cs="Times New Roman"/>
+                <w:color w:val="000000"/>
+                <w:sz w:val="20"/>
+                <w:szCs w:val="20"/>
+              </w:rPr>
+            </w:pPr>
+            <w:proofErr w:type="gramStart"/>
+            <w:r>
+              <w:rPr>
+                <w:rFonts w:ascii="Times New Roman" w:eastAsia="Times New Roman" w:hAnsi="Times New Roman" w:cs="Times New Roman"/>
+                <w:color w:val="000000"/>
+                <w:sz w:val="20"/>
+                <w:szCs w:val="20"/>
+              </w:rPr>
+              <w:t>1.)</w:t>
+            </w:r>
+            <w:r>
+              <w:rPr>
+                <w:rFonts w:ascii="Times New Roman" w:eastAsia="Times New Roman" w:hAnsi="Times New Roman" w:cs="Times New Roman"/>
+                <w:color w:val="000000"/>
+                <w:sz w:val="20"/>
+                <w:szCs w:val="20"/>
+              </w:rPr>
+              <w:t>process</w:t>
+            </w:r>
+            <w:proofErr w:type="gramEnd"/>
+            <w:r>
+              <w:rPr>
+                <w:rFonts w:ascii="Times New Roman" w:eastAsia="Times New Roman" w:hAnsi="Times New Roman" w:cs="Times New Roman"/>
+                <w:color w:val="000000"/>
+                <w:sz w:val="20"/>
+                <w:szCs w:val="20"/>
+              </w:rPr>
               <w:t>()</w:t>
             </w:r>
-          </w:p>
-          <w:p>
-            <w:pPr>
-              <w:rPr>
-                <w:rFonts w:ascii="Times New Roman" w:eastAsia="Times New Roman" w:hAnsi="Times New Roman" w:cs="Times New Roman"/>
-                <w:color w:val="000000"/>
-                <w:sz w:val="20"/>
-                <w:szCs w:val="20"/>
-              </w:rPr>
-            </w:pPr>
-            <w:r>
-              <w:rPr>
-                <w:rFonts w:ascii="Times New Roman" w:eastAsia="Times New Roman" w:hAnsi="Times New Roman" w:cs="Times New Roman"/>
-                <w:color w:val="000000"/>
-                <w:sz w:val="20"/>
-                <w:szCs w:val="20"/>
-              </w:rPr>
-              <w:t>2)</w:t>
-            </w:r>
-            <w:r>
-              <w:rPr>
-                <w:rFonts w:ascii="Times New Roman" w:eastAsia="Times New Roman" w:hAnsi="Times New Roman" w:cs="Times New Roman"/>
-                <w:color w:val="000000"/>
-                <w:sz w:val="20"/>
-                <w:szCs w:val="20"/>
-              </w:rPr>
-              <w:t xml:space="preserve"> </w:t>
-            </w:r>
-            <w:proofErr w:type="spellStart"/>
-            <w:r>
-              <w:rPr>
-                <w:rFonts w:ascii="Times New Roman" w:eastAsia="Times New Roman" w:hAnsi="Times New Roman" w:cs="Times New Roman"/>
-                <w:color w:val="000000"/>
-                <w:sz w:val="20"/>
-                <w:szCs w:val="20"/>
-              </w:rPr>
-              <w:t>generateInvoice</w:t>
-            </w:r>
-            <w:proofErr w:type="spellEnd"/>
-            <w:r>
-              <w:rPr>
-                <w:rFonts w:ascii="Times New Roman" w:eastAsia="Times New Roman" w:hAnsi="Times New Roman" w:cs="Times New Roman"/>
-                <w:color w:val="000000"/>
-                <w:sz w:val="20"/>
-                <w:szCs w:val="20"/>
-              </w:rPr>
-              <w:t>()</w:t>
-            </w:r>
-          </w:p>
-          <w:p>
-            <w:pPr>
-              <w:rPr>
-                <w:rFonts w:ascii="Times New Roman" w:eastAsia="Times New Roman" w:hAnsi="Times New Roman" w:cs="Times New Roman"/>
-                <w:color w:val="000000"/>
-                <w:sz w:val="20"/>
-                <w:szCs w:val="20"/>
-              </w:rPr>
-            </w:pPr>
           </w:p>
         </w:tc>
       </w:tr>
@@ -4196,6 +5313,7 @@
   <w:style w:type="character" w:default="1" w:styleId="DefaultParagraphFont">
     <w:name w:val="Default Paragraph Font"/>
     <w:uiPriority w:val="1"/>
+    <w:semiHidden/>
     <w:unhideWhenUsed/>
   </w:style>
   <w:style w:type="table" w:default="1" w:styleId="TableNormal">

--- a/Phase1/Phase -1 Group D3 (Car Rental System).docx
+++ b/Phase1/Phase -1 Group D3 (Car Rental System).docx
@@ -48,7 +48,6 @@
         <w:t>S2 </w:t>
       </w:r>
       <w:proofErr w:type="spellStart"/>
-      <w:proofErr w:type="gramStart"/>
       <w:r>
         <w:rPr>
           <w:rFonts w:ascii="Times New Roman" w:hAnsi="Times New Roman" w:cs="Times New Roman"/>
@@ -60,7 +59,6 @@
         <w:t>B.Tech</w:t>
       </w:r>
       <w:proofErr w:type="spellEnd"/>
-      <w:proofErr w:type="gramEnd"/>
       <w:r>
         <w:rPr>
           <w:rFonts w:ascii="Times New Roman" w:hAnsi="Times New Roman" w:cs="Times New Roman"/>
@@ -681,6 +679,17 @@
         <w:t>6) Payment</w:t>
       </w:r>
     </w:p>
+    <w:p>
+      <w:r>
+        <w:t>7)User</w:t>
+      </w:r>
+    </w:p>
+    <w:p>
+      <w:r>
+        <w:lastRenderedPageBreak/>
+        <w:t xml:space="preserve">8)Transaction </w:t>
+      </w:r>
+    </w:p>
     <w:p/>
     <w:p/>
     <w:p/>
@@ -1478,7 +1487,6 @@
               </w:rPr>
               <w:t>1)</w:t>
             </w:r>
-            <w:proofErr w:type="gramStart"/>
             <w:r>
               <w:rPr>
                 <w:rFonts w:ascii="Times New Roman" w:eastAsia="Times New Roman" w:hAnsi="Times New Roman" w:cs="Times New Roman"/>
@@ -1508,7 +1516,6 @@
               <w:t>carID</w:t>
             </w:r>
             <w:proofErr w:type="spellEnd"/>
-            <w:proofErr w:type="gramEnd"/>
             <w:r>
               <w:rPr>
                 <w:rFonts w:ascii="Times New Roman" w:eastAsia="Times New Roman" w:hAnsi="Times New Roman" w:cs="Times New Roman"/>
@@ -1519,7 +1526,6 @@
               <w:br/>
               <w:t xml:space="preserve">2) </w:t>
             </w:r>
-            <w:proofErr w:type="gramStart"/>
             <w:r>
               <w:rPr>
                 <w:rFonts w:ascii="Times New Roman" w:eastAsia="Times New Roman" w:hAnsi="Times New Roman" w:cs="Times New Roman"/>
@@ -1547,7 +1553,6 @@
               </w:rPr>
               <w:t>brand</w:t>
             </w:r>
-            <w:proofErr w:type="gramEnd"/>
             <w:r>
               <w:rPr>
                 <w:rFonts w:ascii="Times New Roman" w:eastAsia="Times New Roman" w:hAnsi="Times New Roman" w:cs="Times New Roman"/>
@@ -1602,15 +1607,6 @@
                 <w:szCs w:val="20"/>
               </w:rPr>
               <w:br/>
-            </w:r>
-            <w:proofErr w:type="gramStart"/>
-            <w:r>
-              <w:rPr>
-                <w:rFonts w:ascii="Times New Roman" w:eastAsia="Times New Roman" w:hAnsi="Times New Roman" w:cs="Times New Roman"/>
-                <w:color w:val="000000"/>
-                <w:sz w:val="20"/>
-                <w:szCs w:val="20"/>
-              </w:rPr>
               <w:t>4)</w:t>
             </w:r>
             <w:proofErr w:type="spellStart"/>
@@ -1623,7 +1619,6 @@
               </w:rPr>
               <w:t>double</w:t>
             </w:r>
-            <w:proofErr w:type="gramEnd"/>
             <w:r>
               <w:rPr>
                 <w:rFonts w:ascii="Times New Roman" w:eastAsia="Times New Roman" w:hAnsi="Times New Roman" w:cs="Times New Roman"/>
@@ -1651,15 +1646,6 @@
                 <w:szCs w:val="20"/>
               </w:rPr>
               <w:br/>
-            </w:r>
-            <w:proofErr w:type="gramStart"/>
-            <w:r>
-              <w:rPr>
-                <w:rFonts w:ascii="Times New Roman" w:eastAsia="Times New Roman" w:hAnsi="Times New Roman" w:cs="Times New Roman"/>
-                <w:color w:val="000000"/>
-                <w:sz w:val="20"/>
-                <w:szCs w:val="20"/>
-              </w:rPr>
               <w:t>5)</w:t>
             </w:r>
             <w:proofErr w:type="spellStart"/>
@@ -1670,17 +1656,7 @@
                 <w:sz w:val="20"/>
                 <w:szCs w:val="20"/>
               </w:rPr>
-              <w:t>Boolean</w:t>
-            </w:r>
-            <w:proofErr w:type="gramEnd"/>
-            <w:r>
-              <w:rPr>
-                <w:rFonts w:ascii="Times New Roman" w:eastAsia="Times New Roman" w:hAnsi="Times New Roman" w:cs="Times New Roman"/>
-                <w:color w:val="000000"/>
-                <w:sz w:val="20"/>
-                <w:szCs w:val="20"/>
-              </w:rPr>
-              <w:t>:</w:t>
+              <w:t>Boolean:</w:t>
             </w:r>
             <w:r>
               <w:rPr>
@@ -1746,7 +1722,6 @@
               <w:t xml:space="preserve"> </w:t>
             </w:r>
             <w:proofErr w:type="spellStart"/>
-            <w:proofErr w:type="gramStart"/>
             <w:r>
               <w:rPr>
                 <w:rFonts w:ascii="Times New Roman" w:eastAsia="Times New Roman" w:hAnsi="Times New Roman" w:cs="Times New Roman"/>
@@ -1764,17 +1739,7 @@
                 <w:sz w:val="20"/>
                 <w:szCs w:val="20"/>
               </w:rPr>
-              <w:t>(</w:t>
-            </w:r>
-            <w:proofErr w:type="gramEnd"/>
-            <w:r>
-              <w:rPr>
-                <w:rFonts w:ascii="Times New Roman" w:eastAsia="Times New Roman" w:hAnsi="Times New Roman" w:cs="Times New Roman"/>
-                <w:color w:val="000000"/>
-                <w:sz w:val="20"/>
-                <w:szCs w:val="20"/>
-              </w:rPr>
-              <w:t>)</w:t>
+              <w:t>()</w:t>
             </w:r>
           </w:p>
           <w:p>
@@ -1805,7 +1770,6 @@
               <w:t xml:space="preserve"> </w:t>
             </w:r>
             <w:proofErr w:type="spellStart"/>
-            <w:proofErr w:type="gramStart"/>
             <w:r>
               <w:rPr>
                 <w:rFonts w:ascii="Times New Roman" w:eastAsia="Times New Roman" w:hAnsi="Times New Roman" w:cs="Times New Roman"/>
@@ -1823,17 +1787,7 @@
                 <w:sz w:val="20"/>
                 <w:szCs w:val="20"/>
               </w:rPr>
-              <w:t>(</w:t>
-            </w:r>
-            <w:proofErr w:type="gramEnd"/>
-            <w:r>
-              <w:rPr>
-                <w:rFonts w:ascii="Times New Roman" w:eastAsia="Times New Roman" w:hAnsi="Times New Roman" w:cs="Times New Roman"/>
-                <w:color w:val="000000"/>
-                <w:sz w:val="20"/>
-                <w:szCs w:val="20"/>
-              </w:rPr>
-              <w:t>)</w:t>
+              <w:t>()</w:t>
             </w:r>
           </w:p>
           <w:p>
@@ -1864,7 +1818,6 @@
               <w:t xml:space="preserve"> </w:t>
             </w:r>
             <w:proofErr w:type="spellStart"/>
-            <w:proofErr w:type="gramStart"/>
             <w:r>
               <w:rPr>
                 <w:rFonts w:ascii="Times New Roman" w:eastAsia="Times New Roman" w:hAnsi="Times New Roman" w:cs="Times New Roman"/>
@@ -1882,17 +1835,7 @@
                 <w:sz w:val="20"/>
                 <w:szCs w:val="20"/>
               </w:rPr>
-              <w:t>(</w:t>
-            </w:r>
-            <w:proofErr w:type="gramEnd"/>
-            <w:r>
-              <w:rPr>
-                <w:rFonts w:ascii="Times New Roman" w:eastAsia="Times New Roman" w:hAnsi="Times New Roman" w:cs="Times New Roman"/>
-                <w:color w:val="000000"/>
-                <w:sz w:val="20"/>
-                <w:szCs w:val="20"/>
-              </w:rPr>
-              <w:t>)</w:t>
+              <w:t>()</w:t>
             </w:r>
           </w:p>
           <w:p>
@@ -1967,7 +1910,6 @@
               <w:t xml:space="preserve"> </w:t>
             </w:r>
             <w:proofErr w:type="spellStart"/>
-            <w:proofErr w:type="gramStart"/>
             <w:r>
               <w:rPr>
                 <w:rFonts w:ascii="Times New Roman" w:eastAsia="Times New Roman" w:hAnsi="Times New Roman" w:cs="Times New Roman"/>
@@ -1987,7 +1929,6 @@
               <w:t>customerID</w:t>
             </w:r>
             <w:proofErr w:type="spellEnd"/>
-            <w:proofErr w:type="gramEnd"/>
             <w:r>
               <w:rPr>
                 <w:rFonts w:ascii="Times New Roman" w:eastAsia="Times New Roman" w:hAnsi="Times New Roman" w:cs="Times New Roman"/>
@@ -2047,7 +1988,6 @@
               <w:t xml:space="preserve"> </w:t>
             </w:r>
             <w:proofErr w:type="spellStart"/>
-            <w:proofErr w:type="gramStart"/>
             <w:r>
               <w:rPr>
                 <w:rFonts w:ascii="Times New Roman" w:eastAsia="Times New Roman" w:hAnsi="Times New Roman" w:cs="Times New Roman"/>
@@ -2067,7 +2007,6 @@
               <w:t>phoneNumber</w:t>
             </w:r>
             <w:proofErr w:type="spellEnd"/>
-            <w:proofErr w:type="gramEnd"/>
             <w:r>
               <w:rPr>
                 <w:rFonts w:ascii="Times New Roman" w:eastAsia="Times New Roman" w:hAnsi="Times New Roman" w:cs="Times New Roman"/>
@@ -2088,7 +2027,6 @@
               <w:t xml:space="preserve"> </w:t>
             </w:r>
             <w:proofErr w:type="spellStart"/>
-            <w:proofErr w:type="gramStart"/>
             <w:r>
               <w:rPr>
                 <w:rFonts w:ascii="Times New Roman" w:eastAsia="Times New Roman" w:hAnsi="Times New Roman" w:cs="Times New Roman"/>
@@ -2108,7 +2046,6 @@
               <w:t>email</w:t>
             </w:r>
             <w:proofErr w:type="spellEnd"/>
-            <w:proofErr w:type="gramEnd"/>
             <w:r>
               <w:rPr>
                 <w:rFonts w:ascii="Times New Roman" w:eastAsia="Times New Roman" w:hAnsi="Times New Roman" w:cs="Times New Roman"/>
@@ -2117,15 +2054,6 @@
                 <w:szCs w:val="20"/>
               </w:rPr>
               <w:br/>
-            </w:r>
-            <w:proofErr w:type="gramStart"/>
-            <w:r>
-              <w:rPr>
-                <w:rFonts w:ascii="Times New Roman" w:eastAsia="Times New Roman" w:hAnsi="Times New Roman" w:cs="Times New Roman"/>
-                <w:color w:val="000000"/>
-                <w:sz w:val="20"/>
-                <w:szCs w:val="20"/>
-              </w:rPr>
               <w:t>5)</w:t>
             </w:r>
             <w:proofErr w:type="spellStart"/>
@@ -2138,7 +2066,6 @@
               </w:rPr>
               <w:t>String</w:t>
             </w:r>
-            <w:proofErr w:type="gramEnd"/>
             <w:r>
               <w:rPr>
                 <w:rFonts w:ascii="Times New Roman" w:eastAsia="Times New Roman" w:hAnsi="Times New Roman" w:cs="Times New Roman"/>
@@ -2202,7 +2129,6 @@
               <w:t xml:space="preserve"> </w:t>
             </w:r>
             <w:proofErr w:type="spellStart"/>
-            <w:proofErr w:type="gramStart"/>
             <w:r>
               <w:rPr>
                 <w:rFonts w:ascii="Times New Roman" w:eastAsia="Times New Roman" w:hAnsi="Times New Roman" w:cs="Times New Roman"/>
@@ -2220,17 +2146,7 @@
                 <w:sz w:val="20"/>
                 <w:szCs w:val="20"/>
               </w:rPr>
-              <w:t>(</w:t>
-            </w:r>
-            <w:proofErr w:type="gramEnd"/>
-            <w:r>
-              <w:rPr>
-                <w:rFonts w:ascii="Times New Roman" w:eastAsia="Times New Roman" w:hAnsi="Times New Roman" w:cs="Times New Roman"/>
-                <w:color w:val="000000"/>
-                <w:sz w:val="20"/>
-                <w:szCs w:val="20"/>
-              </w:rPr>
-              <w:t>)</w:t>
+              <w:t>()</w:t>
             </w:r>
           </w:p>
           <w:p>
@@ -2261,7 +2177,6 @@
               <w:t xml:space="preserve"> </w:t>
             </w:r>
             <w:proofErr w:type="spellStart"/>
-            <w:proofErr w:type="gramStart"/>
             <w:r>
               <w:rPr>
                 <w:rFonts w:ascii="Times New Roman" w:eastAsia="Times New Roman" w:hAnsi="Times New Roman" w:cs="Times New Roman"/>
@@ -2279,17 +2194,7 @@
                 <w:sz w:val="20"/>
                 <w:szCs w:val="20"/>
               </w:rPr>
-              <w:t>(</w:t>
-            </w:r>
-            <w:proofErr w:type="gramEnd"/>
-            <w:r>
-              <w:rPr>
-                <w:rFonts w:ascii="Times New Roman" w:eastAsia="Times New Roman" w:hAnsi="Times New Roman" w:cs="Times New Roman"/>
-                <w:color w:val="000000"/>
-                <w:sz w:val="20"/>
-                <w:szCs w:val="20"/>
-              </w:rPr>
-              <w:t>)</w:t>
+              <w:t>()</w:t>
             </w:r>
           </w:p>
           <w:p>
@@ -2320,7 +2225,6 @@
               <w:t xml:space="preserve"> </w:t>
             </w:r>
             <w:proofErr w:type="spellStart"/>
-            <w:proofErr w:type="gramStart"/>
             <w:r>
               <w:rPr>
                 <w:rFonts w:ascii="Times New Roman" w:eastAsia="Times New Roman" w:hAnsi="Times New Roman" w:cs="Times New Roman"/>
@@ -2338,17 +2242,7 @@
                 <w:sz w:val="20"/>
                 <w:szCs w:val="20"/>
               </w:rPr>
-              <w:t>(</w:t>
-            </w:r>
-            <w:proofErr w:type="gramEnd"/>
-            <w:r>
-              <w:rPr>
-                <w:rFonts w:ascii="Times New Roman" w:eastAsia="Times New Roman" w:hAnsi="Times New Roman" w:cs="Times New Roman"/>
-                <w:color w:val="000000"/>
-                <w:sz w:val="20"/>
-                <w:szCs w:val="20"/>
-              </w:rPr>
-              <w:t>)</w:t>
+              <w:t>()</w:t>
             </w:r>
           </w:p>
           <w:p>
@@ -2415,7 +2309,6 @@
               <w:t>1)</w:t>
             </w:r>
             <w:proofErr w:type="spellStart"/>
-            <w:proofErr w:type="gramStart"/>
             <w:r>
               <w:rPr>
                 <w:rFonts w:ascii="Times New Roman" w:eastAsia="Times New Roman" w:hAnsi="Times New Roman" w:cs="Times New Roman"/>
@@ -2435,7 +2328,6 @@
               <w:t>adminID</w:t>
             </w:r>
             <w:proofErr w:type="spellEnd"/>
-            <w:proofErr w:type="gramEnd"/>
             <w:r>
               <w:rPr>
                 <w:rFonts w:ascii="Times New Roman" w:eastAsia="Times New Roman" w:hAnsi="Times New Roman" w:cs="Times New Roman"/>
@@ -2444,15 +2336,6 @@
                 <w:szCs w:val="20"/>
               </w:rPr>
               <w:br/>
-            </w:r>
-            <w:proofErr w:type="gramStart"/>
-            <w:r>
-              <w:rPr>
-                <w:rFonts w:ascii="Times New Roman" w:eastAsia="Times New Roman" w:hAnsi="Times New Roman" w:cs="Times New Roman"/>
-                <w:color w:val="000000"/>
-                <w:sz w:val="20"/>
-                <w:szCs w:val="20"/>
-              </w:rPr>
               <w:t>2)</w:t>
             </w:r>
             <w:r>
@@ -2462,17 +2345,7 @@
                 <w:sz w:val="20"/>
                 <w:szCs w:val="20"/>
               </w:rPr>
-              <w:t>String</w:t>
-            </w:r>
-            <w:proofErr w:type="gramEnd"/>
-            <w:r>
-              <w:rPr>
-                <w:rFonts w:ascii="Times New Roman" w:eastAsia="Times New Roman" w:hAnsi="Times New Roman" w:cs="Times New Roman"/>
-                <w:color w:val="000000"/>
-                <w:sz w:val="20"/>
-                <w:szCs w:val="20"/>
-              </w:rPr>
-              <w:t>:</w:t>
+              <w:t>String:</w:t>
             </w:r>
             <w:r>
               <w:rPr>
@@ -2491,15 +2364,6 @@
                 <w:szCs w:val="20"/>
               </w:rPr>
               <w:br/>
-            </w:r>
-            <w:proofErr w:type="gramStart"/>
-            <w:r>
-              <w:rPr>
-                <w:rFonts w:ascii="Times New Roman" w:eastAsia="Times New Roman" w:hAnsi="Times New Roman" w:cs="Times New Roman"/>
-                <w:color w:val="000000"/>
-                <w:sz w:val="20"/>
-                <w:szCs w:val="20"/>
-              </w:rPr>
               <w:t>3)</w:t>
             </w:r>
             <w:proofErr w:type="spellStart"/>
@@ -2510,17 +2374,7 @@
                 <w:sz w:val="20"/>
                 <w:szCs w:val="20"/>
               </w:rPr>
-              <w:t>String</w:t>
-            </w:r>
-            <w:proofErr w:type="gramEnd"/>
-            <w:r>
-              <w:rPr>
-                <w:rFonts w:ascii="Times New Roman" w:eastAsia="Times New Roman" w:hAnsi="Times New Roman" w:cs="Times New Roman"/>
-                <w:color w:val="000000"/>
-                <w:sz w:val="20"/>
-                <w:szCs w:val="20"/>
-              </w:rPr>
-              <w:t>:</w:t>
+              <w:t>String:</w:t>
             </w:r>
             <w:r>
               <w:rPr>
@@ -2576,7 +2430,6 @@
               <w:t xml:space="preserve"> </w:t>
             </w:r>
             <w:proofErr w:type="spellStart"/>
-            <w:proofErr w:type="gramStart"/>
             <w:r>
               <w:rPr>
                 <w:rFonts w:ascii="Times New Roman" w:eastAsia="Times New Roman" w:hAnsi="Times New Roman" w:cs="Times New Roman"/>
@@ -2594,17 +2447,7 @@
                 <w:sz w:val="20"/>
                 <w:szCs w:val="20"/>
               </w:rPr>
-              <w:t>(</w:t>
-            </w:r>
-            <w:proofErr w:type="gramEnd"/>
-            <w:r>
-              <w:rPr>
-                <w:rFonts w:ascii="Times New Roman" w:eastAsia="Times New Roman" w:hAnsi="Times New Roman" w:cs="Times New Roman"/>
-                <w:color w:val="000000"/>
-                <w:sz w:val="20"/>
-                <w:szCs w:val="20"/>
-              </w:rPr>
-              <w:t>)</w:t>
+              <w:t>()</w:t>
             </w:r>
           </w:p>
           <w:p>
@@ -2635,7 +2478,6 @@
               <w:t xml:space="preserve"> </w:t>
             </w:r>
             <w:proofErr w:type="spellStart"/>
-            <w:proofErr w:type="gramStart"/>
             <w:r>
               <w:rPr>
                 <w:rFonts w:ascii="Times New Roman" w:eastAsia="Times New Roman" w:hAnsi="Times New Roman" w:cs="Times New Roman"/>
@@ -2653,17 +2495,7 @@
                 <w:sz w:val="20"/>
                 <w:szCs w:val="20"/>
               </w:rPr>
-              <w:t>(</w:t>
-            </w:r>
-            <w:proofErr w:type="gramEnd"/>
-            <w:r>
-              <w:rPr>
-                <w:rFonts w:ascii="Times New Roman" w:eastAsia="Times New Roman" w:hAnsi="Times New Roman" w:cs="Times New Roman"/>
-                <w:color w:val="000000"/>
-                <w:sz w:val="20"/>
-                <w:szCs w:val="20"/>
-              </w:rPr>
-              <w:t>)</w:t>
+              <w:t>()</w:t>
             </w:r>
           </w:p>
           <w:p>
@@ -2694,7 +2526,6 @@
               <w:t xml:space="preserve"> </w:t>
             </w:r>
             <w:proofErr w:type="spellStart"/>
-            <w:proofErr w:type="gramStart"/>
             <w:r>
               <w:rPr>
                 <w:rFonts w:ascii="Times New Roman" w:eastAsia="Times New Roman" w:hAnsi="Times New Roman" w:cs="Times New Roman"/>
@@ -2712,17 +2543,7 @@
                 <w:sz w:val="20"/>
                 <w:szCs w:val="20"/>
               </w:rPr>
-              <w:t>(</w:t>
-            </w:r>
-            <w:proofErr w:type="gramEnd"/>
-            <w:r>
-              <w:rPr>
-                <w:rFonts w:ascii="Times New Roman" w:eastAsia="Times New Roman" w:hAnsi="Times New Roman" w:cs="Times New Roman"/>
-                <w:color w:val="000000"/>
-                <w:sz w:val="20"/>
-                <w:szCs w:val="20"/>
-              </w:rPr>
-              <w:t>)</w:t>
+              <w:t>()</w:t>
             </w:r>
           </w:p>
           <w:p>
@@ -2753,7 +2574,6 @@
               <w:t xml:space="preserve">  </w:t>
             </w:r>
             <w:proofErr w:type="spellStart"/>
-            <w:proofErr w:type="gramStart"/>
             <w:r>
               <w:rPr>
                 <w:rFonts w:ascii="Times New Roman" w:eastAsia="Times New Roman" w:hAnsi="Times New Roman" w:cs="Times New Roman"/>
@@ -2771,17 +2591,7 @@
                 <w:sz w:val="20"/>
                 <w:szCs w:val="20"/>
               </w:rPr>
-              <w:t>(</w:t>
-            </w:r>
-            <w:proofErr w:type="gramEnd"/>
-            <w:r>
-              <w:rPr>
-                <w:rFonts w:ascii="Times New Roman" w:eastAsia="Times New Roman" w:hAnsi="Times New Roman" w:cs="Times New Roman"/>
-                <w:color w:val="000000"/>
-                <w:sz w:val="20"/>
-                <w:szCs w:val="20"/>
-              </w:rPr>
-              <w:t>)</w:t>
+              <w:t>()</w:t>
             </w:r>
           </w:p>
           <w:p>
@@ -2846,7 +2656,6 @@
               <w:t>1)</w:t>
             </w:r>
             <w:proofErr w:type="spellStart"/>
-            <w:proofErr w:type="gramStart"/>
             <w:r>
               <w:rPr>
                 <w:rFonts w:ascii="Times New Roman" w:eastAsia="Times New Roman" w:hAnsi="Times New Roman" w:cs="Times New Roman"/>
@@ -2866,7 +2675,6 @@
               <w:t>bookingID</w:t>
             </w:r>
             <w:proofErr w:type="spellEnd"/>
-            <w:proofErr w:type="gramEnd"/>
             <w:r>
               <w:rPr>
                 <w:rFonts w:ascii="Times New Roman" w:eastAsia="Times New Roman" w:hAnsi="Times New Roman" w:cs="Times New Roman"/>
@@ -2875,15 +2683,6 @@
                 <w:szCs w:val="20"/>
               </w:rPr>
               <w:br/>
-            </w:r>
-            <w:proofErr w:type="gramStart"/>
-            <w:r>
-              <w:rPr>
-                <w:rFonts w:ascii="Times New Roman" w:eastAsia="Times New Roman" w:hAnsi="Times New Roman" w:cs="Times New Roman"/>
-                <w:color w:val="000000"/>
-                <w:sz w:val="20"/>
-                <w:szCs w:val="20"/>
-              </w:rPr>
               <w:t>2)</w:t>
             </w:r>
             <w:proofErr w:type="spellStart"/>
@@ -2894,17 +2693,7 @@
                 <w:sz w:val="20"/>
                 <w:szCs w:val="20"/>
               </w:rPr>
-              <w:t>String</w:t>
-            </w:r>
-            <w:proofErr w:type="gramEnd"/>
-            <w:r>
-              <w:rPr>
-                <w:rFonts w:ascii="Times New Roman" w:eastAsia="Times New Roman" w:hAnsi="Times New Roman" w:cs="Times New Roman"/>
-                <w:color w:val="000000"/>
-                <w:sz w:val="20"/>
-                <w:szCs w:val="20"/>
-              </w:rPr>
-              <w:t>:</w:t>
+              <w:t>String:</w:t>
             </w:r>
             <w:r>
               <w:rPr>
@@ -2924,15 +2713,6 @@
                 <w:szCs w:val="20"/>
               </w:rPr>
               <w:br/>
-            </w:r>
-            <w:proofErr w:type="gramStart"/>
-            <w:r>
-              <w:rPr>
-                <w:rFonts w:ascii="Times New Roman" w:eastAsia="Times New Roman" w:hAnsi="Times New Roman" w:cs="Times New Roman"/>
-                <w:color w:val="000000"/>
-                <w:sz w:val="20"/>
-                <w:szCs w:val="20"/>
-              </w:rPr>
               <w:t>3)</w:t>
             </w:r>
             <w:proofErr w:type="spellStart"/>
@@ -2943,17 +2723,7 @@
                 <w:sz w:val="20"/>
                 <w:szCs w:val="20"/>
               </w:rPr>
-              <w:t>String</w:t>
-            </w:r>
-            <w:proofErr w:type="gramEnd"/>
-            <w:r>
-              <w:rPr>
-                <w:rFonts w:ascii="Times New Roman" w:eastAsia="Times New Roman" w:hAnsi="Times New Roman" w:cs="Times New Roman"/>
-                <w:color w:val="000000"/>
-                <w:sz w:val="20"/>
-                <w:szCs w:val="20"/>
-              </w:rPr>
-              <w:t>:</w:t>
+              <w:t>String:</w:t>
             </w:r>
             <w:r>
               <w:rPr>
@@ -2973,15 +2743,6 @@
                 <w:szCs w:val="20"/>
               </w:rPr>
               <w:br/>
-            </w:r>
-            <w:proofErr w:type="gramStart"/>
-            <w:r>
-              <w:rPr>
-                <w:rFonts w:ascii="Times New Roman" w:eastAsia="Times New Roman" w:hAnsi="Times New Roman" w:cs="Times New Roman"/>
-                <w:color w:val="000000"/>
-                <w:sz w:val="20"/>
-                <w:szCs w:val="20"/>
-              </w:rPr>
               <w:t>4)</w:t>
             </w:r>
             <w:r>
@@ -2991,17 +2752,7 @@
                 <w:sz w:val="20"/>
                 <w:szCs w:val="20"/>
               </w:rPr>
-              <w:t>String</w:t>
-            </w:r>
-            <w:proofErr w:type="gramEnd"/>
-            <w:r>
-              <w:rPr>
-                <w:rFonts w:ascii="Times New Roman" w:eastAsia="Times New Roman" w:hAnsi="Times New Roman" w:cs="Times New Roman"/>
-                <w:color w:val="000000"/>
-                <w:sz w:val="20"/>
-                <w:szCs w:val="20"/>
-              </w:rPr>
-              <w:t>:</w:t>
+              <w:t>String:</w:t>
             </w:r>
             <w:r>
               <w:rPr>
@@ -3031,15 +2782,6 @@
                 <w:szCs w:val="20"/>
               </w:rPr>
               <w:br/>
-            </w:r>
-            <w:proofErr w:type="gramStart"/>
-            <w:r>
-              <w:rPr>
-                <w:rFonts w:ascii="Times New Roman" w:eastAsia="Times New Roman" w:hAnsi="Times New Roman" w:cs="Times New Roman"/>
-                <w:color w:val="000000"/>
-                <w:sz w:val="20"/>
-                <w:szCs w:val="20"/>
-              </w:rPr>
               <w:t>5)</w:t>
             </w:r>
             <w:proofErr w:type="spellStart"/>
@@ -3050,17 +2792,7 @@
                 <w:sz w:val="20"/>
                 <w:szCs w:val="20"/>
               </w:rPr>
-              <w:t>String</w:t>
-            </w:r>
-            <w:proofErr w:type="gramEnd"/>
-            <w:r>
-              <w:rPr>
-                <w:rFonts w:ascii="Times New Roman" w:eastAsia="Times New Roman" w:hAnsi="Times New Roman" w:cs="Times New Roman"/>
-                <w:color w:val="000000"/>
-                <w:sz w:val="20"/>
-                <w:szCs w:val="20"/>
-              </w:rPr>
-              <w:t>:</w:t>
+              <w:t>String:</w:t>
             </w:r>
             <w:r>
               <w:rPr>
@@ -3080,15 +2812,6 @@
                 <w:szCs w:val="20"/>
               </w:rPr>
               <w:br/>
-            </w:r>
-            <w:proofErr w:type="gramStart"/>
-            <w:r>
-              <w:rPr>
-                <w:rFonts w:ascii="Times New Roman" w:eastAsia="Times New Roman" w:hAnsi="Times New Roman" w:cs="Times New Roman"/>
-                <w:color w:val="000000"/>
-                <w:sz w:val="20"/>
-                <w:szCs w:val="20"/>
-              </w:rPr>
               <w:t>6)</w:t>
             </w:r>
             <w:r>
@@ -3098,17 +2821,7 @@
                 <w:sz w:val="20"/>
                 <w:szCs w:val="20"/>
               </w:rPr>
-              <w:t>String</w:t>
-            </w:r>
-            <w:proofErr w:type="gramEnd"/>
-            <w:r>
-              <w:rPr>
-                <w:rFonts w:ascii="Times New Roman" w:eastAsia="Times New Roman" w:hAnsi="Times New Roman" w:cs="Times New Roman"/>
-                <w:color w:val="000000"/>
-                <w:sz w:val="20"/>
-                <w:szCs w:val="20"/>
-              </w:rPr>
-              <w:t>:</w:t>
+              <w:t>String:</w:t>
             </w:r>
             <w:r>
               <w:rPr>
@@ -3174,7 +2887,6 @@
               <w:t xml:space="preserve"> </w:t>
             </w:r>
             <w:proofErr w:type="spellStart"/>
-            <w:proofErr w:type="gramStart"/>
             <w:r>
               <w:rPr>
                 <w:rFonts w:ascii="Times New Roman" w:eastAsia="Times New Roman" w:hAnsi="Times New Roman" w:cs="Times New Roman"/>
@@ -3192,17 +2904,7 @@
                 <w:sz w:val="20"/>
                 <w:szCs w:val="20"/>
               </w:rPr>
-              <w:t>(</w:t>
-            </w:r>
-            <w:proofErr w:type="gramEnd"/>
-            <w:r>
-              <w:rPr>
-                <w:rFonts w:ascii="Times New Roman" w:eastAsia="Times New Roman" w:hAnsi="Times New Roman" w:cs="Times New Roman"/>
-                <w:color w:val="000000"/>
-                <w:sz w:val="20"/>
-                <w:szCs w:val="20"/>
-              </w:rPr>
-              <w:t>)</w:t>
+              <w:t>()</w:t>
             </w:r>
           </w:p>
           <w:p>
@@ -3233,7 +2935,6 @@
               <w:t xml:space="preserve"> </w:t>
             </w:r>
             <w:proofErr w:type="spellStart"/>
-            <w:proofErr w:type="gramStart"/>
             <w:r>
               <w:rPr>
                 <w:rFonts w:ascii="Times New Roman" w:eastAsia="Times New Roman" w:hAnsi="Times New Roman" w:cs="Times New Roman"/>
@@ -3251,17 +2952,7 @@
                 <w:sz w:val="20"/>
                 <w:szCs w:val="20"/>
               </w:rPr>
-              <w:t>(</w:t>
-            </w:r>
-            <w:proofErr w:type="gramEnd"/>
-            <w:r>
-              <w:rPr>
-                <w:rFonts w:ascii="Times New Roman" w:eastAsia="Times New Roman" w:hAnsi="Times New Roman" w:cs="Times New Roman"/>
-                <w:color w:val="000000"/>
-                <w:sz w:val="20"/>
-                <w:szCs w:val="20"/>
-              </w:rPr>
-              <w:t>)</w:t>
+              <w:t>()</w:t>
             </w:r>
           </w:p>
           <w:p>
@@ -3292,7 +2983,6 @@
               <w:t xml:space="preserve"> </w:t>
             </w:r>
             <w:proofErr w:type="spellStart"/>
-            <w:proofErr w:type="gramStart"/>
             <w:r>
               <w:rPr>
                 <w:rFonts w:ascii="Times New Roman" w:eastAsia="Times New Roman" w:hAnsi="Times New Roman" w:cs="Times New Roman"/>
@@ -3310,17 +3000,7 @@
                 <w:sz w:val="20"/>
                 <w:szCs w:val="20"/>
               </w:rPr>
-              <w:t>(</w:t>
-            </w:r>
-            <w:proofErr w:type="gramEnd"/>
-            <w:r>
-              <w:rPr>
-                <w:rFonts w:ascii="Times New Roman" w:eastAsia="Times New Roman" w:hAnsi="Times New Roman" w:cs="Times New Roman"/>
-                <w:color w:val="000000"/>
-                <w:sz w:val="20"/>
-                <w:szCs w:val="20"/>
-              </w:rPr>
-              <w:t>)</w:t>
+              <w:t>()</w:t>
             </w:r>
           </w:p>
           <w:p>
@@ -3386,7 +3066,6 @@
               <w:t>1)</w:t>
             </w:r>
             <w:proofErr w:type="spellStart"/>
-            <w:proofErr w:type="gramStart"/>
             <w:r>
               <w:rPr>
                 <w:rFonts w:ascii="Times New Roman" w:eastAsia="Times New Roman" w:hAnsi="Times New Roman" w:cs="Times New Roman"/>
@@ -3406,7 +3085,6 @@
               <w:t>recordID</w:t>
             </w:r>
             <w:proofErr w:type="spellEnd"/>
-            <w:proofErr w:type="gramEnd"/>
             <w:r>
               <w:rPr>
                 <w:rFonts w:ascii="Times New Roman" w:eastAsia="Times New Roman" w:hAnsi="Times New Roman" w:cs="Times New Roman"/>
@@ -3415,15 +3093,6 @@
                 <w:szCs w:val="20"/>
               </w:rPr>
               <w:br/>
-            </w:r>
-            <w:proofErr w:type="gramStart"/>
-            <w:r>
-              <w:rPr>
-                <w:rFonts w:ascii="Times New Roman" w:eastAsia="Times New Roman" w:hAnsi="Times New Roman" w:cs="Times New Roman"/>
-                <w:color w:val="000000"/>
-                <w:sz w:val="20"/>
-                <w:szCs w:val="20"/>
-              </w:rPr>
               <w:t>2)</w:t>
             </w:r>
             <w:r>
@@ -3433,17 +3102,7 @@
                 <w:sz w:val="20"/>
                 <w:szCs w:val="20"/>
               </w:rPr>
-              <w:t>String</w:t>
-            </w:r>
-            <w:proofErr w:type="gramEnd"/>
-            <w:r>
-              <w:rPr>
-                <w:rFonts w:ascii="Times New Roman" w:eastAsia="Times New Roman" w:hAnsi="Times New Roman" w:cs="Times New Roman"/>
-                <w:color w:val="000000"/>
-                <w:sz w:val="20"/>
-                <w:szCs w:val="20"/>
-              </w:rPr>
-              <w:t>:</w:t>
+              <w:t>String:</w:t>
             </w:r>
             <w:r>
               <w:rPr>
@@ -3473,15 +3132,6 @@
                 <w:szCs w:val="20"/>
               </w:rPr>
               <w:br/>
-            </w:r>
-            <w:proofErr w:type="gramStart"/>
-            <w:r>
-              <w:rPr>
-                <w:rFonts w:ascii="Times New Roman" w:eastAsia="Times New Roman" w:hAnsi="Times New Roman" w:cs="Times New Roman"/>
-                <w:color w:val="000000"/>
-                <w:sz w:val="20"/>
-                <w:szCs w:val="20"/>
-              </w:rPr>
               <w:t>3)</w:t>
             </w:r>
             <w:proofErr w:type="spellStart"/>
@@ -3492,17 +3142,7 @@
                 <w:sz w:val="20"/>
                 <w:szCs w:val="20"/>
               </w:rPr>
-              <w:t>String</w:t>
-            </w:r>
-            <w:proofErr w:type="gramEnd"/>
-            <w:r>
-              <w:rPr>
-                <w:rFonts w:ascii="Times New Roman" w:eastAsia="Times New Roman" w:hAnsi="Times New Roman" w:cs="Times New Roman"/>
-                <w:color w:val="000000"/>
-                <w:sz w:val="20"/>
-                <w:szCs w:val="20"/>
-              </w:rPr>
-              <w:t>:</w:t>
+              <w:t>String:</w:t>
             </w:r>
             <w:r>
               <w:rPr>
@@ -3522,15 +3162,6 @@
                 <w:szCs w:val="20"/>
               </w:rPr>
               <w:br/>
-            </w:r>
-            <w:proofErr w:type="gramStart"/>
-            <w:r>
-              <w:rPr>
-                <w:rFonts w:ascii="Times New Roman" w:eastAsia="Times New Roman" w:hAnsi="Times New Roman" w:cs="Times New Roman"/>
-                <w:color w:val="000000"/>
-                <w:sz w:val="20"/>
-                <w:szCs w:val="20"/>
-              </w:rPr>
               <w:t>4)</w:t>
             </w:r>
             <w:proofErr w:type="spellStart"/>
@@ -3541,17 +3172,7 @@
                 <w:sz w:val="20"/>
                 <w:szCs w:val="20"/>
               </w:rPr>
-              <w:t>String</w:t>
-            </w:r>
-            <w:proofErr w:type="gramEnd"/>
-            <w:r>
-              <w:rPr>
-                <w:rFonts w:ascii="Times New Roman" w:eastAsia="Times New Roman" w:hAnsi="Times New Roman" w:cs="Times New Roman"/>
-                <w:color w:val="000000"/>
-                <w:sz w:val="20"/>
-                <w:szCs w:val="20"/>
-              </w:rPr>
-              <w:t>:</w:t>
+              <w:t>String:</w:t>
             </w:r>
             <w:r>
               <w:rPr>
@@ -3571,15 +3192,6 @@
                 <w:szCs w:val="20"/>
               </w:rPr>
               <w:br/>
-            </w:r>
-            <w:proofErr w:type="gramStart"/>
-            <w:r>
-              <w:rPr>
-                <w:rFonts w:ascii="Times New Roman" w:eastAsia="Times New Roman" w:hAnsi="Times New Roman" w:cs="Times New Roman"/>
-                <w:color w:val="000000"/>
-                <w:sz w:val="20"/>
-                <w:szCs w:val="20"/>
-              </w:rPr>
               <w:t>5)</w:t>
             </w:r>
             <w:proofErr w:type="spellStart"/>
@@ -3592,7 +3204,6 @@
               </w:rPr>
               <w:t>double</w:t>
             </w:r>
-            <w:proofErr w:type="gramEnd"/>
             <w:r>
               <w:rPr>
                 <w:rFonts w:ascii="Times New Roman" w:eastAsia="Times New Roman" w:hAnsi="Times New Roman" w:cs="Times New Roman"/>
@@ -3656,7 +3267,6 @@
               <w:t xml:space="preserve"> </w:t>
             </w:r>
             <w:proofErr w:type="spellStart"/>
-            <w:proofErr w:type="gramStart"/>
             <w:r>
               <w:rPr>
                 <w:rFonts w:ascii="Times New Roman" w:eastAsia="Times New Roman" w:hAnsi="Times New Roman" w:cs="Times New Roman"/>
@@ -3674,17 +3284,7 @@
                 <w:sz w:val="20"/>
                 <w:szCs w:val="20"/>
               </w:rPr>
-              <w:t>(</w:t>
-            </w:r>
-            <w:proofErr w:type="gramEnd"/>
-            <w:r>
-              <w:rPr>
-                <w:rFonts w:ascii="Times New Roman" w:eastAsia="Times New Roman" w:hAnsi="Times New Roman" w:cs="Times New Roman"/>
-                <w:color w:val="000000"/>
-                <w:sz w:val="20"/>
-                <w:szCs w:val="20"/>
-              </w:rPr>
-              <w:t>)</w:t>
+              <w:t>()</w:t>
             </w:r>
           </w:p>
           <w:p>
@@ -3715,7 +3315,6 @@
               <w:t xml:space="preserve"> </w:t>
             </w:r>
             <w:proofErr w:type="spellStart"/>
-            <w:proofErr w:type="gramStart"/>
             <w:r>
               <w:rPr>
                 <w:rFonts w:ascii="Times New Roman" w:eastAsia="Times New Roman" w:hAnsi="Times New Roman" w:cs="Times New Roman"/>
@@ -3733,17 +3332,7 @@
                 <w:sz w:val="20"/>
                 <w:szCs w:val="20"/>
               </w:rPr>
-              <w:t>(</w:t>
-            </w:r>
-            <w:proofErr w:type="gramEnd"/>
-            <w:r>
-              <w:rPr>
-                <w:rFonts w:ascii="Times New Roman" w:eastAsia="Times New Roman" w:hAnsi="Times New Roman" w:cs="Times New Roman"/>
-                <w:color w:val="000000"/>
-                <w:sz w:val="20"/>
-                <w:szCs w:val="20"/>
-              </w:rPr>
-              <w:t>)</w:t>
+              <w:t>()</w:t>
             </w:r>
           </w:p>
           <w:p>
@@ -3774,7 +3363,6 @@
               <w:t xml:space="preserve"> </w:t>
             </w:r>
             <w:proofErr w:type="spellStart"/>
-            <w:proofErr w:type="gramStart"/>
             <w:r>
               <w:rPr>
                 <w:rFonts w:ascii="Times New Roman" w:eastAsia="Times New Roman" w:hAnsi="Times New Roman" w:cs="Times New Roman"/>
@@ -3792,17 +3380,7 @@
                 <w:sz w:val="20"/>
                 <w:szCs w:val="20"/>
               </w:rPr>
-              <w:t>(</w:t>
-            </w:r>
-            <w:proofErr w:type="gramEnd"/>
-            <w:r>
-              <w:rPr>
-                <w:rFonts w:ascii="Times New Roman" w:eastAsia="Times New Roman" w:hAnsi="Times New Roman" w:cs="Times New Roman"/>
-                <w:color w:val="000000"/>
-                <w:sz w:val="20"/>
-                <w:szCs w:val="20"/>
-              </w:rPr>
-              <w:t>)</w:t>
+              <w:t>()</w:t>
             </w:r>
           </w:p>
           <w:p>
@@ -3875,7 +3453,6 @@
               <w:t>)</w:t>
             </w:r>
             <w:proofErr w:type="spellStart"/>
-            <w:proofErr w:type="gramStart"/>
             <w:r>
               <w:rPr>
                 <w:rFonts w:ascii="Times New Roman" w:eastAsia="Times New Roman" w:hAnsi="Times New Roman" w:cs="Times New Roman"/>
@@ -3895,7 +3472,6 @@
               <w:t>bookingID</w:t>
             </w:r>
             <w:proofErr w:type="spellEnd"/>
-            <w:proofErr w:type="gramEnd"/>
             <w:r>
               <w:rPr>
                 <w:rFonts w:ascii="Times New Roman" w:eastAsia="Times New Roman" w:hAnsi="Times New Roman" w:cs="Times New Roman"/>
@@ -3905,7 +3481,6 @@
               </w:rPr>
               <w:br/>
             </w:r>
-            <w:proofErr w:type="gramStart"/>
             <w:r>
               <w:rPr>
                 <w:rFonts w:ascii="Times New Roman" w:eastAsia="Times New Roman" w:hAnsi="Times New Roman" w:cs="Times New Roman"/>
@@ -3932,67 +3507,55 @@
                 <w:sz w:val="20"/>
                 <w:szCs w:val="20"/>
               </w:rPr>
+              <w:t>String:</w:t>
+            </w:r>
+            <w:r>
+              <w:rPr>
+                <w:rFonts w:ascii="Times New Roman" w:eastAsia="Times New Roman" w:hAnsi="Times New Roman" w:cs="Times New Roman"/>
+                <w:color w:val="000000"/>
+                <w:sz w:val="20"/>
+                <w:szCs w:val="20"/>
+              </w:rPr>
+              <w:t>paymentDate</w:t>
+            </w:r>
+            <w:proofErr w:type="spellEnd"/>
+            <w:r>
+              <w:rPr>
+                <w:rFonts w:ascii="Times New Roman" w:eastAsia="Times New Roman" w:hAnsi="Times New Roman" w:cs="Times New Roman"/>
+                <w:color w:val="000000"/>
+                <w:sz w:val="20"/>
+                <w:szCs w:val="20"/>
+              </w:rPr>
+              <w:br/>
+            </w:r>
+            <w:r>
+              <w:rPr>
+                <w:rFonts w:ascii="Times New Roman" w:eastAsia="Times New Roman" w:hAnsi="Times New Roman" w:cs="Times New Roman"/>
+                <w:color w:val="000000"/>
+                <w:sz w:val="20"/>
+                <w:szCs w:val="20"/>
+              </w:rPr>
+              <w:t>3</w:t>
+            </w:r>
+            <w:r>
+              <w:rPr>
+                <w:rFonts w:ascii="Times New Roman" w:eastAsia="Times New Roman" w:hAnsi="Times New Roman" w:cs="Times New Roman"/>
+                <w:color w:val="000000"/>
+                <w:sz w:val="20"/>
+                <w:szCs w:val="20"/>
+              </w:rPr>
+              <w:t>)</w:t>
+            </w:r>
+            <w:proofErr w:type="spellStart"/>
+            <w:r>
+              <w:rPr>
+                <w:rFonts w:ascii="Times New Roman" w:eastAsia="Times New Roman" w:hAnsi="Times New Roman" w:cs="Times New Roman"/>
+                <w:color w:val="000000"/>
+                <w:sz w:val="20"/>
+                <w:szCs w:val="20"/>
+              </w:rPr>
               <w:t>String</w:t>
             </w:r>
-            <w:proofErr w:type="gramEnd"/>
-            <w:r>
-              <w:rPr>
-                <w:rFonts w:ascii="Times New Roman" w:eastAsia="Times New Roman" w:hAnsi="Times New Roman" w:cs="Times New Roman"/>
-                <w:color w:val="000000"/>
-                <w:sz w:val="20"/>
-                <w:szCs w:val="20"/>
-              </w:rPr>
-              <w:t>:</w:t>
-            </w:r>
-            <w:r>
-              <w:rPr>
-                <w:rFonts w:ascii="Times New Roman" w:eastAsia="Times New Roman" w:hAnsi="Times New Roman" w:cs="Times New Roman"/>
-                <w:color w:val="000000"/>
-                <w:sz w:val="20"/>
-                <w:szCs w:val="20"/>
-              </w:rPr>
-              <w:t>paymentDate</w:t>
-            </w:r>
-            <w:proofErr w:type="spellEnd"/>
-            <w:r>
-              <w:rPr>
-                <w:rFonts w:ascii="Times New Roman" w:eastAsia="Times New Roman" w:hAnsi="Times New Roman" w:cs="Times New Roman"/>
-                <w:color w:val="000000"/>
-                <w:sz w:val="20"/>
-                <w:szCs w:val="20"/>
-              </w:rPr>
-              <w:br/>
-            </w:r>
-            <w:proofErr w:type="gramStart"/>
-            <w:r>
-              <w:rPr>
-                <w:rFonts w:ascii="Times New Roman" w:eastAsia="Times New Roman" w:hAnsi="Times New Roman" w:cs="Times New Roman"/>
-                <w:color w:val="000000"/>
-                <w:sz w:val="20"/>
-                <w:szCs w:val="20"/>
-              </w:rPr>
-              <w:t>3</w:t>
-            </w:r>
-            <w:r>
-              <w:rPr>
-                <w:rFonts w:ascii="Times New Roman" w:eastAsia="Times New Roman" w:hAnsi="Times New Roman" w:cs="Times New Roman"/>
-                <w:color w:val="000000"/>
-                <w:sz w:val="20"/>
-                <w:szCs w:val="20"/>
-              </w:rPr>
-              <w:t>)</w:t>
-            </w:r>
-            <w:proofErr w:type="spellStart"/>
-            <w:r>
-              <w:rPr>
-                <w:rFonts w:ascii="Times New Roman" w:eastAsia="Times New Roman" w:hAnsi="Times New Roman" w:cs="Times New Roman"/>
-                <w:color w:val="000000"/>
-                <w:sz w:val="20"/>
-                <w:szCs w:val="20"/>
-              </w:rPr>
-              <w:t>String</w:t>
-            </w:r>
-            <w:proofErr w:type="gramEnd"/>
             <w:r>
               <w:rPr>
                 <w:rFonts w:ascii="Times New Roman" w:eastAsia="Times New Roman" w:hAnsi="Times New Roman" w:cs="Times New Roman"/>
@@ -4056,7 +3619,6 @@
               <w:t xml:space="preserve"> </w:t>
             </w:r>
             <w:proofErr w:type="spellStart"/>
-            <w:proofErr w:type="gramStart"/>
             <w:r>
               <w:rPr>
                 <w:rFonts w:ascii="Times New Roman" w:eastAsia="Times New Roman" w:hAnsi="Times New Roman" w:cs="Times New Roman"/>
@@ -4074,17 +3636,7 @@
                 <w:sz w:val="20"/>
                 <w:szCs w:val="20"/>
               </w:rPr>
-              <w:t>(</w:t>
-            </w:r>
-            <w:proofErr w:type="gramEnd"/>
-            <w:r>
-              <w:rPr>
-                <w:rFonts w:ascii="Times New Roman" w:eastAsia="Times New Roman" w:hAnsi="Times New Roman" w:cs="Times New Roman"/>
-                <w:color w:val="000000"/>
-                <w:sz w:val="20"/>
-                <w:szCs w:val="20"/>
-              </w:rPr>
-              <w:t>)</w:t>
+              <w:t>()</w:t>
             </w:r>
           </w:p>
           <w:p>
@@ -4115,7 +3667,6 @@
               <w:t xml:space="preserve"> </w:t>
             </w:r>
             <w:proofErr w:type="spellStart"/>
-            <w:proofErr w:type="gramStart"/>
             <w:r>
               <w:rPr>
                 <w:rFonts w:ascii="Times New Roman" w:eastAsia="Times New Roman" w:hAnsi="Times New Roman" w:cs="Times New Roman"/>
@@ -4133,17 +3684,7 @@
                 <w:sz w:val="20"/>
                 <w:szCs w:val="20"/>
               </w:rPr>
-              <w:t>(</w:t>
-            </w:r>
-            <w:proofErr w:type="gramEnd"/>
-            <w:r>
-              <w:rPr>
-                <w:rFonts w:ascii="Times New Roman" w:eastAsia="Times New Roman" w:hAnsi="Times New Roman" w:cs="Times New Roman"/>
-                <w:color w:val="000000"/>
-                <w:sz w:val="20"/>
-                <w:szCs w:val="20"/>
-              </w:rPr>
-              <w:t>)</w:t>
+              <w:t>()</w:t>
             </w:r>
           </w:p>
           <w:p>
@@ -4216,7 +3757,6 @@
                 <w:szCs w:val="20"/>
               </w:rPr>
             </w:pPr>
-            <w:proofErr w:type="gramStart"/>
             <w:r>
               <w:rPr>
                 <w:rFonts w:ascii="Times New Roman" w:eastAsia="Times New Roman" w:hAnsi="Times New Roman" w:cs="Times New Roman"/>
@@ -4234,91 +3774,68 @@
                 <w:sz w:val="20"/>
                 <w:szCs w:val="20"/>
               </w:rPr>
+              <w:t>String:id</w:t>
+            </w:r>
+            <w:proofErr w:type="spellEnd"/>
+          </w:p>
+          <w:p>
+            <w:pPr>
+              <w:rPr>
+                <w:rFonts w:ascii="Times New Roman" w:eastAsia="Times New Roman" w:hAnsi="Times New Roman" w:cs="Times New Roman"/>
+                <w:color w:val="000000"/>
+                <w:sz w:val="20"/>
+                <w:szCs w:val="20"/>
+              </w:rPr>
+            </w:pPr>
+            <w:r>
+              <w:rPr>
+                <w:rFonts w:ascii="Times New Roman" w:eastAsia="Times New Roman" w:hAnsi="Times New Roman" w:cs="Times New Roman"/>
+                <w:color w:val="000000"/>
+                <w:sz w:val="20"/>
+                <w:szCs w:val="20"/>
+              </w:rPr>
+              <w:t>2.)</w:t>
+            </w:r>
+            <w:proofErr w:type="spellStart"/>
+            <w:r>
+              <w:rPr>
+                <w:rFonts w:ascii="Times New Roman" w:eastAsia="Times New Roman" w:hAnsi="Times New Roman" w:cs="Times New Roman"/>
+                <w:color w:val="000000"/>
+                <w:sz w:val="20"/>
+                <w:szCs w:val="20"/>
+              </w:rPr>
+              <w:t>String:name</w:t>
+            </w:r>
+            <w:proofErr w:type="spellEnd"/>
+          </w:p>
+          <w:p>
+            <w:pPr>
+              <w:rPr>
+                <w:rFonts w:ascii="Times New Roman" w:eastAsia="Times New Roman" w:hAnsi="Times New Roman" w:cs="Times New Roman"/>
+                <w:color w:val="000000"/>
+                <w:sz w:val="20"/>
+                <w:szCs w:val="20"/>
+              </w:rPr>
+            </w:pPr>
+            <w:r>
+              <w:rPr>
+                <w:rFonts w:ascii="Times New Roman" w:eastAsia="Times New Roman" w:hAnsi="Times New Roman" w:cs="Times New Roman"/>
+                <w:color w:val="000000"/>
+                <w:sz w:val="20"/>
+                <w:szCs w:val="20"/>
+              </w:rPr>
+              <w:t>3.)</w:t>
+            </w:r>
+            <w:proofErr w:type="spellStart"/>
+            <w:r>
+              <w:rPr>
+                <w:rFonts w:ascii="Times New Roman" w:eastAsia="Times New Roman" w:hAnsi="Times New Roman" w:cs="Times New Roman"/>
+                <w:color w:val="000000"/>
+                <w:sz w:val="20"/>
+                <w:szCs w:val="20"/>
+              </w:rPr>
               <w:t>String</w:t>
             </w:r>
-            <w:proofErr w:type="gramEnd"/>
-            <w:r>
-              <w:rPr>
-                <w:rFonts w:ascii="Times New Roman" w:eastAsia="Times New Roman" w:hAnsi="Times New Roman" w:cs="Times New Roman"/>
-                <w:color w:val="000000"/>
-                <w:sz w:val="20"/>
-                <w:szCs w:val="20"/>
-              </w:rPr>
-              <w:t>:id</w:t>
-            </w:r>
-            <w:proofErr w:type="spellEnd"/>
-          </w:p>
-          <w:p>
-            <w:pPr>
-              <w:rPr>
-                <w:rFonts w:ascii="Times New Roman" w:eastAsia="Times New Roman" w:hAnsi="Times New Roman" w:cs="Times New Roman"/>
-                <w:color w:val="000000"/>
-                <w:sz w:val="20"/>
-                <w:szCs w:val="20"/>
-              </w:rPr>
-            </w:pPr>
-            <w:proofErr w:type="gramStart"/>
-            <w:r>
-              <w:rPr>
-                <w:rFonts w:ascii="Times New Roman" w:eastAsia="Times New Roman" w:hAnsi="Times New Roman" w:cs="Times New Roman"/>
-                <w:color w:val="000000"/>
-                <w:sz w:val="20"/>
-                <w:szCs w:val="20"/>
-              </w:rPr>
-              <w:t>2.)</w:t>
-            </w:r>
-            <w:proofErr w:type="spellStart"/>
-            <w:r>
-              <w:rPr>
-                <w:rFonts w:ascii="Times New Roman" w:eastAsia="Times New Roman" w:hAnsi="Times New Roman" w:cs="Times New Roman"/>
-                <w:color w:val="000000"/>
-                <w:sz w:val="20"/>
-                <w:szCs w:val="20"/>
-              </w:rPr>
-              <w:t>String</w:t>
-            </w:r>
-            <w:proofErr w:type="gramEnd"/>
-            <w:r>
-              <w:rPr>
-                <w:rFonts w:ascii="Times New Roman" w:eastAsia="Times New Roman" w:hAnsi="Times New Roman" w:cs="Times New Roman"/>
-                <w:color w:val="000000"/>
-                <w:sz w:val="20"/>
-                <w:szCs w:val="20"/>
-              </w:rPr>
-              <w:t>:name</w:t>
-            </w:r>
-            <w:proofErr w:type="spellEnd"/>
-          </w:p>
-          <w:p>
-            <w:pPr>
-              <w:rPr>
-                <w:rFonts w:ascii="Times New Roman" w:eastAsia="Times New Roman" w:hAnsi="Times New Roman" w:cs="Times New Roman"/>
-                <w:color w:val="000000"/>
-                <w:sz w:val="20"/>
-                <w:szCs w:val="20"/>
-              </w:rPr>
-            </w:pPr>
-            <w:proofErr w:type="gramStart"/>
-            <w:r>
-              <w:rPr>
-                <w:rFonts w:ascii="Times New Roman" w:eastAsia="Times New Roman" w:hAnsi="Times New Roman" w:cs="Times New Roman"/>
-                <w:color w:val="000000"/>
-                <w:sz w:val="20"/>
-                <w:szCs w:val="20"/>
-              </w:rPr>
-              <w:t>3.)</w:t>
-            </w:r>
-            <w:proofErr w:type="spellStart"/>
-            <w:r>
-              <w:rPr>
-                <w:rFonts w:ascii="Times New Roman" w:eastAsia="Times New Roman" w:hAnsi="Times New Roman" w:cs="Times New Roman"/>
-                <w:color w:val="000000"/>
-                <w:sz w:val="20"/>
-                <w:szCs w:val="20"/>
-              </w:rPr>
-              <w:t>String</w:t>
-            </w:r>
-            <w:proofErr w:type="gramEnd"/>
             <w:r>
               <w:rPr>
                 <w:rFonts w:ascii="Times New Roman" w:eastAsia="Times New Roman" w:hAnsi="Times New Roman" w:cs="Times New Roman"/>
@@ -4405,7 +3922,6 @@
                 <w:szCs w:val="20"/>
               </w:rPr>
             </w:pPr>
-            <w:proofErr w:type="gramStart"/>
             <w:r>
               <w:rPr>
                 <w:rFonts w:ascii="Times New Roman" w:eastAsia="Times New Roman" w:hAnsi="Times New Roman" w:cs="Times New Roman"/>
@@ -4423,17 +3939,7 @@
                 <w:sz w:val="20"/>
                 <w:szCs w:val="20"/>
               </w:rPr>
-              <w:t>String</w:t>
-            </w:r>
-            <w:proofErr w:type="gramEnd"/>
-            <w:r>
-              <w:rPr>
-                <w:rFonts w:ascii="Times New Roman" w:eastAsia="Times New Roman" w:hAnsi="Times New Roman" w:cs="Times New Roman"/>
-                <w:color w:val="000000"/>
-                <w:sz w:val="20"/>
-                <w:szCs w:val="20"/>
-              </w:rPr>
-              <w:t>:paymentID</w:t>
+              <w:t>String:paymentID</w:t>
             </w:r>
             <w:proofErr w:type="spellEnd"/>
           </w:p>
@@ -4446,7 +3952,6 @@
                 <w:szCs w:val="20"/>
               </w:rPr>
             </w:pPr>
-            <w:proofErr w:type="gramStart"/>
             <w:r>
               <w:rPr>
                 <w:rFonts w:ascii="Times New Roman" w:eastAsia="Times New Roman" w:hAnsi="Times New Roman" w:cs="Times New Roman"/>
@@ -4464,17 +3969,7 @@
                 <w:sz w:val="20"/>
                 <w:szCs w:val="20"/>
               </w:rPr>
-              <w:t>double</w:t>
-            </w:r>
-            <w:proofErr w:type="gramEnd"/>
-            <w:r>
-              <w:rPr>
-                <w:rFonts w:ascii="Times New Roman" w:eastAsia="Times New Roman" w:hAnsi="Times New Roman" w:cs="Times New Roman"/>
-                <w:color w:val="000000"/>
-                <w:sz w:val="20"/>
-                <w:szCs w:val="20"/>
-              </w:rPr>
-              <w:t>:amount</w:t>
+              <w:t>double:amount</w:t>
             </w:r>
             <w:proofErr w:type="spellEnd"/>
           </w:p>
@@ -4502,7 +3997,6 @@
                 <w:szCs w:val="20"/>
               </w:rPr>
             </w:pPr>
-            <w:proofErr w:type="gramStart"/>
             <w:r>
               <w:rPr>
                 <w:rFonts w:ascii="Times New Roman" w:eastAsia="Times New Roman" w:hAnsi="Times New Roman" w:cs="Times New Roman"/>
@@ -4519,17 +4013,7 @@
                 <w:sz w:val="20"/>
                 <w:szCs w:val="20"/>
               </w:rPr>
-              <w:t>process</w:t>
-            </w:r>
-            <w:proofErr w:type="gramEnd"/>
-            <w:r>
-              <w:rPr>
-                <w:rFonts w:ascii="Times New Roman" w:eastAsia="Times New Roman" w:hAnsi="Times New Roman" w:cs="Times New Roman"/>
-                <w:color w:val="000000"/>
-                <w:sz w:val="20"/>
-                <w:szCs w:val="20"/>
-              </w:rPr>
-              <w:t>()</w:t>
+              <w:t>process()</w:t>
             </w:r>
           </w:p>
         </w:tc>
